--- a/docs/TEAM TAOTECH SOLUTIONS SOLUTION_PAPER.docx
+++ b/docs/TEAM TAOTECH SOLUTIONS SOLUTION_PAPER.docx
@@ -327,7 +327,25 @@
           <w:sz w:val="24"/>
           <w:szCs w:val="24"/>
         </w:rPr>
-        <w:t>Design constraints: output diversity, reasoning transparency, and low-latency/low-cost deployment.</w:t>
+        <w:t xml:space="preserve">Design constraints: output diversity, reasoning transparency, and </w:t>
+      </w:r>
+      <w:proofErr w:type="gramStart"/>
+      <w:r>
+        <w:rPr>
+          <w:rFonts w:ascii="Times New Roman" w:hAnsi="Times New Roman" w:cs="Times New Roman"/>
+          <w:sz w:val="24"/>
+          <w:szCs w:val="24"/>
+        </w:rPr>
+        <w:t>low-latency</w:t>
+      </w:r>
+      <w:proofErr w:type="gramEnd"/>
+      <w:r>
+        <w:rPr>
+          <w:rFonts w:ascii="Times New Roman" w:hAnsi="Times New Roman" w:cs="Times New Roman"/>
+          <w:sz w:val="24"/>
+          <w:szCs w:val="24"/>
+        </w:rPr>
+        <w:t>/low-cost deployment.</w:t>
       </w:r>
     </w:p>
     <w:p>
@@ -682,7 +700,16 @@
           <w:sz w:val="24"/>
           <w:szCs w:val="24"/>
         </w:rPr>
-        <w:t xml:space="preserve">We use a </w:t>
+        <w:t xml:space="preserve">We use </w:t>
+      </w:r>
+      <w:proofErr w:type="gramStart"/>
+      <w:r>
+        <w:rPr>
+          <w:rFonts w:ascii="Times New Roman" w:hAnsi="Times New Roman" w:cs="Times New Roman"/>
+          <w:sz w:val="24"/>
+          <w:szCs w:val="24"/>
+        </w:rPr>
+        <w:t xml:space="preserve">a </w:t>
       </w:r>
       <w:r>
         <w:rPr>
@@ -691,7 +718,17 @@
           <w:sz w:val="24"/>
           <w:szCs w:val="24"/>
         </w:rPr>
-        <w:t>facts-in, prose-out</w:t>
+        <w:t>facts-</w:t>
+      </w:r>
+      <w:proofErr w:type="gramEnd"/>
+      <w:r>
+        <w:rPr>
+          <w:rFonts w:ascii="Times New Roman" w:hAnsi="Times New Roman" w:cs="Times New Roman"/>
+          <w:b/>
+          <w:sz w:val="24"/>
+          <w:szCs w:val="24"/>
+        </w:rPr>
+        <w:t>in, prose-out</w:t>
       </w:r>
       <w:r>
         <w:rPr>
@@ -735,7 +772,25 @@
           <w:sz w:val="24"/>
           <w:szCs w:val="24"/>
         </w:rPr>
-        <w:t>Retrieval: top-3 related reviews from corpus as style/concreteness references.</w:t>
+        <w:t xml:space="preserve">Retrieval: </w:t>
+      </w:r>
+      <w:proofErr w:type="gramStart"/>
+      <w:r>
+        <w:rPr>
+          <w:rFonts w:ascii="Times New Roman" w:hAnsi="Times New Roman" w:cs="Times New Roman"/>
+          <w:sz w:val="24"/>
+          <w:szCs w:val="24"/>
+        </w:rPr>
+        <w:t>top-3</w:t>
+      </w:r>
+      <w:proofErr w:type="gramEnd"/>
+      <w:r>
+        <w:rPr>
+          <w:rFonts w:ascii="Times New Roman" w:hAnsi="Times New Roman" w:cs="Times New Roman"/>
+          <w:sz w:val="24"/>
+          <w:szCs w:val="24"/>
+        </w:rPr>
+        <w:t xml:space="preserve"> related reviews from corpus as style/concreteness references.</w:t>
       </w:r>
     </w:p>
     <w:p>
@@ -1152,7 +1207,25 @@
           <w:sz w:val="24"/>
           <w:szCs w:val="24"/>
         </w:rPr>
-        <w:t>4.2 Multi-turn behavior</w:t>
+        <w:t xml:space="preserve">4.2 </w:t>
+      </w:r>
+      <w:proofErr w:type="gramStart"/>
+      <w:r>
+        <w:rPr>
+          <w:rFonts w:ascii="Times New Roman" w:hAnsi="Times New Roman" w:cs="Times New Roman"/>
+          <w:sz w:val="24"/>
+          <w:szCs w:val="24"/>
+        </w:rPr>
+        <w:t>Multi-turn</w:t>
+      </w:r>
+      <w:proofErr w:type="gramEnd"/>
+      <w:r>
+        <w:rPr>
+          <w:rFonts w:ascii="Times New Roman" w:hAnsi="Times New Roman" w:cs="Times New Roman"/>
+          <w:sz w:val="24"/>
+          <w:szCs w:val="24"/>
+        </w:rPr>
+        <w:t xml:space="preserve"> behavior</w:t>
       </w:r>
     </w:p>
     <w:p>
@@ -1296,13 +1369,23 @@
           <w:szCs w:val="24"/>
         </w:rPr>
       </w:pPr>
+      <w:proofErr w:type="gramStart"/>
       <w:r>
         <w:rPr>
           <w:rFonts w:ascii="Times New Roman" w:hAnsi="Times New Roman" w:cs="Times New Roman"/>
           <w:sz w:val="24"/>
           <w:szCs w:val="24"/>
         </w:rPr>
-        <w:t>Routed-task and latency chips</w:t>
+        <w:t>Routed-task</w:t>
+      </w:r>
+      <w:proofErr w:type="gramEnd"/>
+      <w:r>
+        <w:rPr>
+          <w:rFonts w:ascii="Times New Roman" w:hAnsi="Times New Roman" w:cs="Times New Roman"/>
+          <w:sz w:val="24"/>
+          <w:szCs w:val="24"/>
+        </w:rPr>
+        <w:t xml:space="preserve"> and latency chips</w:t>
       </w:r>
     </w:p>
     <w:p>
@@ -1662,7 +1745,25 @@
           <w:sz w:val="24"/>
           <w:szCs w:val="24"/>
         </w:rPr>
-        <w:t xml:space="preserve">The UI flow is: </w:t>
+        <w:t xml:space="preserve">The UI flow </w:t>
+      </w:r>
+      <w:proofErr w:type="gramStart"/>
+      <w:r>
+        <w:rPr>
+          <w:rFonts w:ascii="Times New Roman" w:hAnsi="Times New Roman" w:cs="Times New Roman"/>
+          <w:sz w:val="24"/>
+          <w:szCs w:val="24"/>
+        </w:rPr>
+        <w:t>is:</w:t>
+      </w:r>
+      <w:proofErr w:type="gramEnd"/>
+      <w:r>
+        <w:rPr>
+          <w:rFonts w:ascii="Times New Roman" w:hAnsi="Times New Roman" w:cs="Times New Roman"/>
+          <w:sz w:val="24"/>
+          <w:szCs w:val="24"/>
+        </w:rPr>
+        <w:t xml:space="preserve"> </w:t>
       </w:r>
       <w:r>
         <w:rPr>
@@ -1780,7 +1881,7 @@
     </w:p>
     <w:tbl>
       <w:tblPr>
-        <w:tblStyle w:val="GridTable5Dark-Accent3"/>
+        <w:tblStyle w:val="GridTable4-Accent3"/>
         <w:tblW w:w="0" w:type="auto"/>
         <w:tblLook w:val="04A0" w:firstRow="1" w:lastRow="0" w:firstColumn="1" w:lastColumn="0" w:noHBand="0" w:noVBand="1"/>
       </w:tblPr>
@@ -2073,47 +2174,34 @@
     </w:p>
     <w:p>
       <w:pPr>
-        <w:rPr>
-          <w:rFonts w:ascii="Times New Roman" w:hAnsi="Times New Roman" w:cs="Times New Roman"/>
-          <w:sz w:val="24"/>
-          <w:szCs w:val="24"/>
-        </w:rPr>
+        <w:pStyle w:val="Heading3"/>
       </w:pPr>
       <w:r>
-        <w:rPr>
-          <w:rFonts w:ascii="Times New Roman" w:hAnsi="Times New Roman" w:cs="Times New Roman"/>
-          <w:sz w:val="24"/>
-          <w:szCs w:val="24"/>
-        </w:rPr>
         <w:t xml:space="preserve"> 6.2 Task A results</w:t>
       </w:r>
     </w:p>
-    <w:p>
-      <w:pPr>
-        <w:pStyle w:val="Heading3"/>
-        <w:rPr>
-          <w:rFonts w:ascii="Times New Roman" w:hAnsi="Times New Roman" w:cs="Times New Roman"/>
-          <w:sz w:val="24"/>
-          <w:szCs w:val="24"/>
-        </w:rPr>
-      </w:pPr>
-    </w:p>
     <w:tbl>
       <w:tblPr>
+        <w:tblStyle w:val="GridTable4-Accent3"/>
         <w:tblW w:w="0" w:type="auto"/>
+        <w:tblLayout w:type="fixed"/>
         <w:tblLook w:val="04A0" w:firstRow="1" w:lastRow="0" w:firstColumn="1" w:lastColumn="0" w:noHBand="0" w:noVBand="1"/>
       </w:tblPr>
       <w:tblGrid>
-        <w:gridCol w:w="1310"/>
-        <w:gridCol w:w="1123"/>
-        <w:gridCol w:w="1123"/>
-        <w:gridCol w:w="910"/>
-        <w:gridCol w:w="870"/>
+        <w:gridCol w:w="1390"/>
+        <w:gridCol w:w="1508"/>
+        <w:gridCol w:w="1530"/>
+        <w:gridCol w:w="1530"/>
+        <w:gridCol w:w="1170"/>
       </w:tblGrid>
       <w:tr>
+        <w:trPr>
+          <w:cnfStyle w:val="100000000000" w:firstRow="1" w:lastRow="0" w:firstColumn="0" w:lastColumn="0" w:oddVBand="0" w:evenVBand="0" w:oddHBand="0" w:evenHBand="0" w:firstRowFirstColumn="0" w:firstRowLastColumn="0" w:lastRowFirstColumn="0" w:lastRowLastColumn="0"/>
+        </w:trPr>
         <w:tc>
           <w:tcPr>
-            <w:tcW w:w="0" w:type="dxa"/>
+            <w:cnfStyle w:val="001000000000" w:firstRow="0" w:lastRow="0" w:firstColumn="1" w:lastColumn="0" w:oddVBand="0" w:evenVBand="0" w:oddHBand="0" w:evenHBand="0" w:firstRowFirstColumn="0" w:firstRowLastColumn="0" w:lastRowFirstColumn="0" w:lastRowLastColumn="0"/>
+            <w:tcW w:w="1390" w:type="dxa"/>
           </w:tcPr>
           <w:p>
             <w:pPr>
@@ -2135,10 +2223,11 @@
         </w:tc>
         <w:tc>
           <w:tcPr>
-            <w:tcW w:w="0" w:type="dxa"/>
+            <w:tcW w:w="1508" w:type="dxa"/>
           </w:tcPr>
           <w:p>
             <w:pPr>
+              <w:cnfStyle w:val="100000000000" w:firstRow="1" w:lastRow="0" w:firstColumn="0" w:lastColumn="0" w:oddVBand="0" w:evenVBand="0" w:oddHBand="0" w:evenHBand="0" w:firstRowFirstColumn="0" w:firstRowLastColumn="0" w:lastRowFirstColumn="0" w:lastRowLastColumn="0"/>
               <w:rPr>
                 <w:rFonts w:ascii="Times New Roman" w:hAnsi="Times New Roman" w:cs="Times New Roman"/>
                 <w:sz w:val="24"/>
@@ -2157,10 +2246,11 @@
         </w:tc>
         <w:tc>
           <w:tcPr>
-            <w:tcW w:w="0" w:type="dxa"/>
+            <w:tcW w:w="1530" w:type="dxa"/>
           </w:tcPr>
           <w:p>
             <w:pPr>
+              <w:cnfStyle w:val="100000000000" w:firstRow="1" w:lastRow="0" w:firstColumn="0" w:lastColumn="0" w:oddVBand="0" w:evenVBand="0" w:oddHBand="0" w:evenHBand="0" w:firstRowFirstColumn="0" w:firstRowLastColumn="0" w:lastRowFirstColumn="0" w:lastRowLastColumn="0"/>
               <w:rPr>
                 <w:rFonts w:ascii="Times New Roman" w:hAnsi="Times New Roman" w:cs="Times New Roman"/>
                 <w:sz w:val="24"/>
@@ -2179,10 +2269,11 @@
         </w:tc>
         <w:tc>
           <w:tcPr>
-            <w:tcW w:w="0" w:type="dxa"/>
+            <w:tcW w:w="1530" w:type="dxa"/>
           </w:tcPr>
           <w:p>
             <w:pPr>
+              <w:cnfStyle w:val="100000000000" w:firstRow="1" w:lastRow="0" w:firstColumn="0" w:lastColumn="0" w:oddVBand="0" w:evenVBand="0" w:oddHBand="0" w:evenHBand="0" w:firstRowFirstColumn="0" w:firstRowLastColumn="0" w:lastRowFirstColumn="0" w:lastRowLastColumn="0"/>
               <w:rPr>
                 <w:rFonts w:ascii="Times New Roman" w:hAnsi="Times New Roman" w:cs="Times New Roman"/>
                 <w:sz w:val="24"/>
@@ -2201,10 +2292,11 @@
         </w:tc>
         <w:tc>
           <w:tcPr>
-            <w:tcW w:w="0" w:type="dxa"/>
+            <w:tcW w:w="1170" w:type="dxa"/>
           </w:tcPr>
           <w:p>
             <w:pPr>
+              <w:cnfStyle w:val="100000000000" w:firstRow="1" w:lastRow="0" w:firstColumn="0" w:lastColumn="0" w:oddVBand="0" w:evenVBand="0" w:oddHBand="0" w:evenHBand="0" w:firstRowFirstColumn="0" w:firstRowLastColumn="0" w:lastRowFirstColumn="0" w:lastRowLastColumn="0"/>
               <w:rPr>
                 <w:rFonts w:ascii="Times New Roman" w:hAnsi="Times New Roman" w:cs="Times New Roman"/>
                 <w:sz w:val="24"/>
@@ -2223,9 +2315,13 @@
         </w:tc>
       </w:tr>
       <w:tr>
+        <w:trPr>
+          <w:cnfStyle w:val="000000100000" w:firstRow="0" w:lastRow="0" w:firstColumn="0" w:lastColumn="0" w:oddVBand="0" w:evenVBand="0" w:oddHBand="1" w:evenHBand="0" w:firstRowFirstColumn="0" w:firstRowLastColumn="0" w:lastRowFirstColumn="0" w:lastRowLastColumn="0"/>
+        </w:trPr>
         <w:tc>
           <w:tcPr>
-            <w:tcW w:w="0" w:type="dxa"/>
+            <w:cnfStyle w:val="001000000000" w:firstRow="0" w:lastRow="0" w:firstColumn="1" w:lastColumn="0" w:oddVBand="0" w:evenVBand="0" w:oddHBand="0" w:evenHBand="0" w:firstRowFirstColumn="0" w:firstRowLastColumn="0" w:lastRowFirstColumn="0" w:lastRowLastColumn="0"/>
+            <w:tcW w:w="1390" w:type="dxa"/>
           </w:tcPr>
           <w:p>
             <w:pPr>
@@ -2238,7 +2334,6 @@
             <w:r>
               <w:rPr>
                 <w:rFonts w:ascii="Times New Roman" w:hAnsi="Times New Roman" w:cs="Times New Roman"/>
-                <w:b/>
                 <w:sz w:val="24"/>
                 <w:szCs w:val="24"/>
               </w:rPr>
@@ -2248,10 +2343,11 @@
         </w:tc>
         <w:tc>
           <w:tcPr>
-            <w:tcW w:w="0" w:type="dxa"/>
+            <w:tcW w:w="1508" w:type="dxa"/>
           </w:tcPr>
           <w:p>
             <w:pPr>
+              <w:cnfStyle w:val="000000100000" w:firstRow="0" w:lastRow="0" w:firstColumn="0" w:lastColumn="0" w:oddVBand="0" w:evenVBand="0" w:oddHBand="1" w:evenHBand="0" w:firstRowFirstColumn="0" w:firstRowLastColumn="0" w:lastRowFirstColumn="0" w:lastRowLastColumn="0"/>
               <w:rPr>
                 <w:rFonts w:ascii="Times New Roman" w:hAnsi="Times New Roman" w:cs="Times New Roman"/>
                 <w:sz w:val="24"/>
@@ -2270,10 +2366,11 @@
         </w:tc>
         <w:tc>
           <w:tcPr>
-            <w:tcW w:w="0" w:type="dxa"/>
+            <w:tcW w:w="1530" w:type="dxa"/>
           </w:tcPr>
           <w:p>
             <w:pPr>
+              <w:cnfStyle w:val="000000100000" w:firstRow="0" w:lastRow="0" w:firstColumn="0" w:lastColumn="0" w:oddVBand="0" w:evenVBand="0" w:oddHBand="1" w:evenHBand="0" w:firstRowFirstColumn="0" w:firstRowLastColumn="0" w:lastRowFirstColumn="0" w:lastRowLastColumn="0"/>
               <w:rPr>
                 <w:rFonts w:ascii="Times New Roman" w:hAnsi="Times New Roman" w:cs="Times New Roman"/>
                 <w:sz w:val="24"/>
@@ -2292,10 +2389,11 @@
         </w:tc>
         <w:tc>
           <w:tcPr>
-            <w:tcW w:w="0" w:type="dxa"/>
+            <w:tcW w:w="1530" w:type="dxa"/>
           </w:tcPr>
           <w:p>
             <w:pPr>
+              <w:cnfStyle w:val="000000100000" w:firstRow="0" w:lastRow="0" w:firstColumn="0" w:lastColumn="0" w:oddVBand="0" w:evenVBand="0" w:oddHBand="1" w:evenHBand="0" w:firstRowFirstColumn="0" w:firstRowLastColumn="0" w:lastRowFirstColumn="0" w:lastRowLastColumn="0"/>
               <w:rPr>
                 <w:rFonts w:ascii="Times New Roman" w:hAnsi="Times New Roman" w:cs="Times New Roman"/>
                 <w:sz w:val="24"/>
@@ -2314,10 +2412,11 @@
         </w:tc>
         <w:tc>
           <w:tcPr>
-            <w:tcW w:w="0" w:type="dxa"/>
+            <w:tcW w:w="1170" w:type="dxa"/>
           </w:tcPr>
           <w:p>
             <w:pPr>
+              <w:cnfStyle w:val="000000100000" w:firstRow="0" w:lastRow="0" w:firstColumn="0" w:lastColumn="0" w:oddVBand="0" w:evenVBand="0" w:oddHBand="1" w:evenHBand="0" w:firstRowFirstColumn="0" w:firstRowLastColumn="0" w:lastRowFirstColumn="0" w:lastRowLastColumn="0"/>
               <w:rPr>
                 <w:rFonts w:ascii="Times New Roman" w:hAnsi="Times New Roman" w:cs="Times New Roman"/>
                 <w:sz w:val="24"/>
@@ -2338,7 +2437,8 @@
       <w:tr>
         <w:tc>
           <w:tcPr>
-            <w:tcW w:w="0" w:type="dxa"/>
+            <w:cnfStyle w:val="001000000000" w:firstRow="0" w:lastRow="0" w:firstColumn="1" w:lastColumn="0" w:oddVBand="0" w:evenVBand="0" w:oddHBand="0" w:evenHBand="0" w:firstRowFirstColumn="0" w:firstRowLastColumn="0" w:lastRowFirstColumn="0" w:lastRowLastColumn="0"/>
+            <w:tcW w:w="1390" w:type="dxa"/>
           </w:tcPr>
           <w:p>
             <w:pPr>
@@ -2360,10 +2460,11 @@
         </w:tc>
         <w:tc>
           <w:tcPr>
-            <w:tcW w:w="0" w:type="dxa"/>
+            <w:tcW w:w="1508" w:type="dxa"/>
           </w:tcPr>
           <w:p>
             <w:pPr>
+              <w:cnfStyle w:val="000000000000" w:firstRow="0" w:lastRow="0" w:firstColumn="0" w:lastColumn="0" w:oddVBand="0" w:evenVBand="0" w:oddHBand="0" w:evenHBand="0" w:firstRowFirstColumn="0" w:firstRowLastColumn="0" w:lastRowFirstColumn="0" w:lastRowLastColumn="0"/>
               <w:rPr>
                 <w:rFonts w:ascii="Times New Roman" w:hAnsi="Times New Roman" w:cs="Times New Roman"/>
                 <w:sz w:val="24"/>
@@ -2383,10 +2484,11 @@
         </w:tc>
         <w:tc>
           <w:tcPr>
-            <w:tcW w:w="0" w:type="dxa"/>
+            <w:tcW w:w="1530" w:type="dxa"/>
           </w:tcPr>
           <w:p>
             <w:pPr>
+              <w:cnfStyle w:val="000000000000" w:firstRow="0" w:lastRow="0" w:firstColumn="0" w:lastColumn="0" w:oddVBand="0" w:evenVBand="0" w:oddHBand="0" w:evenHBand="0" w:firstRowFirstColumn="0" w:firstRowLastColumn="0" w:lastRowFirstColumn="0" w:lastRowLastColumn="0"/>
               <w:rPr>
                 <w:rFonts w:ascii="Times New Roman" w:hAnsi="Times New Roman" w:cs="Times New Roman"/>
                 <w:sz w:val="24"/>
@@ -2406,10 +2508,11 @@
         </w:tc>
         <w:tc>
           <w:tcPr>
-            <w:tcW w:w="0" w:type="dxa"/>
+            <w:tcW w:w="1530" w:type="dxa"/>
           </w:tcPr>
           <w:p>
             <w:pPr>
+              <w:cnfStyle w:val="000000000000" w:firstRow="0" w:lastRow="0" w:firstColumn="0" w:lastColumn="0" w:oddVBand="0" w:evenVBand="0" w:oddHBand="0" w:evenHBand="0" w:firstRowFirstColumn="0" w:firstRowLastColumn="0" w:lastRowFirstColumn="0" w:lastRowLastColumn="0"/>
               <w:rPr>
                 <w:rFonts w:ascii="Times New Roman" w:hAnsi="Times New Roman" w:cs="Times New Roman"/>
                 <w:sz w:val="24"/>
@@ -2428,10 +2531,11 @@
         </w:tc>
         <w:tc>
           <w:tcPr>
-            <w:tcW w:w="0" w:type="dxa"/>
+            <w:tcW w:w="1170" w:type="dxa"/>
           </w:tcPr>
           <w:p>
             <w:pPr>
+              <w:cnfStyle w:val="000000000000" w:firstRow="0" w:lastRow="0" w:firstColumn="0" w:lastColumn="0" w:oddVBand="0" w:evenVBand="0" w:oddHBand="0" w:evenHBand="0" w:firstRowFirstColumn="0" w:firstRowLastColumn="0" w:lastRowFirstColumn="0" w:lastRowLastColumn="0"/>
               <w:rPr>
                 <w:rFonts w:ascii="Times New Roman" w:hAnsi="Times New Roman" w:cs="Times New Roman"/>
                 <w:sz w:val="24"/>
@@ -2451,9 +2555,13 @@
         </w:tc>
       </w:tr>
       <w:tr>
+        <w:trPr>
+          <w:cnfStyle w:val="000000100000" w:firstRow="0" w:lastRow="0" w:firstColumn="0" w:lastColumn="0" w:oddVBand="0" w:evenVBand="0" w:oddHBand="1" w:evenHBand="0" w:firstRowFirstColumn="0" w:firstRowLastColumn="0" w:lastRowFirstColumn="0" w:lastRowLastColumn="0"/>
+        </w:trPr>
         <w:tc>
           <w:tcPr>
-            <w:tcW w:w="0" w:type="dxa"/>
+            <w:cnfStyle w:val="001000000000" w:firstRow="0" w:lastRow="0" w:firstColumn="1" w:lastColumn="0" w:oddVBand="0" w:evenVBand="0" w:oddHBand="0" w:evenHBand="0" w:firstRowFirstColumn="0" w:firstRowLastColumn="0" w:lastRowFirstColumn="0" w:lastRowLastColumn="0"/>
+            <w:tcW w:w="1390" w:type="dxa"/>
           </w:tcPr>
           <w:p>
             <w:pPr>
@@ -2469,17 +2577,17 @@
                 <w:sz w:val="24"/>
                 <w:szCs w:val="24"/>
               </w:rPr>
-              <w:lastRenderedPageBreak/>
               <w:t>no_critique</w:t>
             </w:r>
           </w:p>
         </w:tc>
         <w:tc>
           <w:tcPr>
-            <w:tcW w:w="0" w:type="dxa"/>
+            <w:tcW w:w="1508" w:type="dxa"/>
           </w:tcPr>
           <w:p>
             <w:pPr>
+              <w:cnfStyle w:val="000000100000" w:firstRow="0" w:lastRow="0" w:firstColumn="0" w:lastColumn="0" w:oddVBand="0" w:evenVBand="0" w:oddHBand="1" w:evenHBand="0" w:firstRowFirstColumn="0" w:firstRowLastColumn="0" w:lastRowFirstColumn="0" w:lastRowLastColumn="0"/>
               <w:rPr>
                 <w:rFonts w:ascii="Times New Roman" w:hAnsi="Times New Roman" w:cs="Times New Roman"/>
                 <w:sz w:val="24"/>
@@ -2498,10 +2606,11 @@
         </w:tc>
         <w:tc>
           <w:tcPr>
-            <w:tcW w:w="0" w:type="dxa"/>
+            <w:tcW w:w="1530" w:type="dxa"/>
           </w:tcPr>
           <w:p>
             <w:pPr>
+              <w:cnfStyle w:val="000000100000" w:firstRow="0" w:lastRow="0" w:firstColumn="0" w:lastColumn="0" w:oddVBand="0" w:evenVBand="0" w:oddHBand="1" w:evenHBand="0" w:firstRowFirstColumn="0" w:firstRowLastColumn="0" w:lastRowFirstColumn="0" w:lastRowLastColumn="0"/>
               <w:rPr>
                 <w:rFonts w:ascii="Times New Roman" w:hAnsi="Times New Roman" w:cs="Times New Roman"/>
                 <w:sz w:val="24"/>
@@ -2520,10 +2629,11 @@
         </w:tc>
         <w:tc>
           <w:tcPr>
-            <w:tcW w:w="0" w:type="dxa"/>
+            <w:tcW w:w="1530" w:type="dxa"/>
           </w:tcPr>
           <w:p>
             <w:pPr>
+              <w:cnfStyle w:val="000000100000" w:firstRow="0" w:lastRow="0" w:firstColumn="0" w:lastColumn="0" w:oddVBand="0" w:evenVBand="0" w:oddHBand="1" w:evenHBand="0" w:firstRowFirstColumn="0" w:firstRowLastColumn="0" w:lastRowFirstColumn="0" w:lastRowLastColumn="0"/>
               <w:rPr>
                 <w:rFonts w:ascii="Times New Roman" w:hAnsi="Times New Roman" w:cs="Times New Roman"/>
                 <w:sz w:val="24"/>
@@ -2543,10 +2653,11 @@
         </w:tc>
         <w:tc>
           <w:tcPr>
-            <w:tcW w:w="0" w:type="dxa"/>
+            <w:tcW w:w="1170" w:type="dxa"/>
           </w:tcPr>
           <w:p>
             <w:pPr>
+              <w:cnfStyle w:val="000000100000" w:firstRow="0" w:lastRow="0" w:firstColumn="0" w:lastColumn="0" w:oddVBand="0" w:evenVBand="0" w:oddHBand="1" w:evenHBand="0" w:firstRowFirstColumn="0" w:firstRowLastColumn="0" w:lastRowFirstColumn="0" w:lastRowLastColumn="0"/>
               <w:rPr>
                 <w:rFonts w:ascii="Times New Roman" w:hAnsi="Times New Roman" w:cs="Times New Roman"/>
                 <w:sz w:val="24"/>
@@ -2567,7 +2678,8 @@
       <w:tr>
         <w:tc>
           <w:tcPr>
-            <w:tcW w:w="0" w:type="dxa"/>
+            <w:cnfStyle w:val="001000000000" w:firstRow="0" w:lastRow="0" w:firstColumn="1" w:lastColumn="0" w:oddVBand="0" w:evenVBand="0" w:oddHBand="0" w:evenHBand="0" w:firstRowFirstColumn="0" w:firstRowLastColumn="0" w:lastRowFirstColumn="0" w:lastRowLastColumn="0"/>
+            <w:tcW w:w="1390" w:type="dxa"/>
           </w:tcPr>
           <w:p>
             <w:pPr>
@@ -2589,10 +2701,11 @@
         </w:tc>
         <w:tc>
           <w:tcPr>
-            <w:tcW w:w="0" w:type="dxa"/>
+            <w:tcW w:w="1508" w:type="dxa"/>
           </w:tcPr>
           <w:p>
             <w:pPr>
+              <w:cnfStyle w:val="000000000000" w:firstRow="0" w:lastRow="0" w:firstColumn="0" w:lastColumn="0" w:oddVBand="0" w:evenVBand="0" w:oddHBand="0" w:evenHBand="0" w:firstRowFirstColumn="0" w:firstRowLastColumn="0" w:lastRowFirstColumn="0" w:lastRowLastColumn="0"/>
               <w:rPr>
                 <w:rFonts w:ascii="Times New Roman" w:hAnsi="Times New Roman" w:cs="Times New Roman"/>
                 <w:sz w:val="24"/>
@@ -2611,10 +2724,11 @@
         </w:tc>
         <w:tc>
           <w:tcPr>
-            <w:tcW w:w="0" w:type="dxa"/>
+            <w:tcW w:w="1530" w:type="dxa"/>
           </w:tcPr>
           <w:p>
             <w:pPr>
+              <w:cnfStyle w:val="000000000000" w:firstRow="0" w:lastRow="0" w:firstColumn="0" w:lastColumn="0" w:oddVBand="0" w:evenVBand="0" w:oddHBand="0" w:evenHBand="0" w:firstRowFirstColumn="0" w:firstRowLastColumn="0" w:lastRowFirstColumn="0" w:lastRowLastColumn="0"/>
               <w:rPr>
                 <w:rFonts w:ascii="Times New Roman" w:hAnsi="Times New Roman" w:cs="Times New Roman"/>
                 <w:sz w:val="24"/>
@@ -2633,10 +2747,11 @@
         </w:tc>
         <w:tc>
           <w:tcPr>
-            <w:tcW w:w="0" w:type="dxa"/>
+            <w:tcW w:w="1530" w:type="dxa"/>
           </w:tcPr>
           <w:p>
             <w:pPr>
+              <w:cnfStyle w:val="000000000000" w:firstRow="0" w:lastRow="0" w:firstColumn="0" w:lastColumn="0" w:oddVBand="0" w:evenVBand="0" w:oddHBand="0" w:evenHBand="0" w:firstRowFirstColumn="0" w:firstRowLastColumn="0" w:lastRowFirstColumn="0" w:lastRowLastColumn="0"/>
               <w:rPr>
                 <w:rFonts w:ascii="Times New Roman" w:hAnsi="Times New Roman" w:cs="Times New Roman"/>
                 <w:sz w:val="24"/>
@@ -2655,10 +2770,11 @@
         </w:tc>
         <w:tc>
           <w:tcPr>
-            <w:tcW w:w="0" w:type="dxa"/>
+            <w:tcW w:w="1170" w:type="dxa"/>
           </w:tcPr>
           <w:p>
             <w:pPr>
+              <w:cnfStyle w:val="000000000000" w:firstRow="0" w:lastRow="0" w:firstColumn="0" w:lastColumn="0" w:oddVBand="0" w:evenVBand="0" w:oddHBand="0" w:evenHBand="0" w:firstRowFirstColumn="0" w:firstRowLastColumn="0" w:lastRowFirstColumn="0" w:lastRowLastColumn="0"/>
               <w:rPr>
                 <w:rFonts w:ascii="Times New Roman" w:hAnsi="Times New Roman" w:cs="Times New Roman"/>
                 <w:sz w:val="24"/>
@@ -2685,13 +2801,22 @@
           <w:szCs w:val="24"/>
         </w:rPr>
       </w:pPr>
+    </w:p>
+    <w:p>
+      <w:pPr>
+        <w:rPr>
+          <w:rFonts w:ascii="Times New Roman" w:hAnsi="Times New Roman" w:cs="Times New Roman"/>
+          <w:sz w:val="24"/>
+          <w:szCs w:val="24"/>
+        </w:rPr>
+      </w:pPr>
       <w:r>
         <w:rPr>
           <w:rFonts w:ascii="Times New Roman" w:hAnsi="Times New Roman" w:cs="Times New Roman"/>
           <w:sz w:val="24"/>
           <w:szCs w:val="24"/>
         </w:rPr>
-        <w:t xml:space="preserve"> </w:t>
+        <w:t>Interpretation: LLM generation is the strongest quality lever (largest drop in no_llm), RAG can lower lexical overlap while improving concreteness, and critique mainly improves qualitative quality.</w:t>
       </w:r>
     </w:p>
     <w:p>
@@ -2702,17 +2827,10 @@
           <w:szCs w:val="24"/>
         </w:rPr>
       </w:pPr>
-      <w:r>
-        <w:rPr>
-          <w:rFonts w:ascii="Times New Roman" w:hAnsi="Times New Roman" w:cs="Times New Roman"/>
-          <w:sz w:val="24"/>
-          <w:szCs w:val="24"/>
-        </w:rPr>
-        <w:t xml:space="preserve"> </w:t>
-      </w:r>
     </w:p>
     <w:p>
       <w:pPr>
+        <w:pStyle w:val="Heading3"/>
         <w:rPr>
           <w:rFonts w:ascii="Times New Roman" w:hAnsi="Times New Roman" w:cs="Times New Roman"/>
           <w:sz w:val="24"/>
@@ -2725,416 +2843,28 @@
           <w:sz w:val="24"/>
           <w:szCs w:val="24"/>
         </w:rPr>
-        <w:t xml:space="preserve"> </w:t>
-      </w:r>
-    </w:p>
-    <w:p>
-      <w:pPr>
-        <w:rPr>
-          <w:rFonts w:ascii="Times New Roman" w:hAnsi="Times New Roman" w:cs="Times New Roman"/>
-          <w:sz w:val="24"/>
-          <w:szCs w:val="24"/>
-        </w:rPr>
-      </w:pPr>
-      <w:r>
-        <w:rPr>
-          <w:rFonts w:ascii="Times New Roman" w:hAnsi="Times New Roman" w:cs="Times New Roman"/>
-          <w:sz w:val="24"/>
-          <w:szCs w:val="24"/>
-        </w:rPr>
-        <w:t xml:space="preserve"> </w:t>
-      </w:r>
-    </w:p>
-    <w:p>
-      <w:pPr>
-        <w:rPr>
-          <w:rFonts w:ascii="Times New Roman" w:hAnsi="Times New Roman" w:cs="Times New Roman"/>
-          <w:sz w:val="24"/>
-          <w:szCs w:val="24"/>
-        </w:rPr>
-      </w:pPr>
-      <w:r>
-        <w:rPr>
-          <w:rFonts w:ascii="Times New Roman" w:hAnsi="Times New Roman" w:cs="Times New Roman"/>
-          <w:sz w:val="24"/>
-          <w:szCs w:val="24"/>
-        </w:rPr>
-        <w:t xml:space="preserve"> </w:t>
-      </w:r>
-    </w:p>
-    <w:p>
-      <w:pPr>
-        <w:rPr>
-          <w:rFonts w:ascii="Times New Roman" w:hAnsi="Times New Roman" w:cs="Times New Roman"/>
-          <w:sz w:val="24"/>
-          <w:szCs w:val="24"/>
-        </w:rPr>
-      </w:pPr>
-      <w:r>
-        <w:rPr>
-          <w:rFonts w:ascii="Times New Roman" w:hAnsi="Times New Roman" w:cs="Times New Roman"/>
-          <w:sz w:val="24"/>
-          <w:szCs w:val="24"/>
-        </w:rPr>
-        <w:t xml:space="preserve"> </w:t>
-      </w:r>
-    </w:p>
-    <w:p>
-      <w:pPr>
-        <w:rPr>
-          <w:rFonts w:ascii="Times New Roman" w:hAnsi="Times New Roman" w:cs="Times New Roman"/>
-          <w:sz w:val="24"/>
-          <w:szCs w:val="24"/>
-        </w:rPr>
-      </w:pPr>
-      <w:r>
-        <w:rPr>
-          <w:rFonts w:ascii="Times New Roman" w:hAnsi="Times New Roman" w:cs="Times New Roman"/>
-          <w:sz w:val="24"/>
-          <w:szCs w:val="24"/>
-        </w:rPr>
-        <w:t xml:space="preserve"> </w:t>
-      </w:r>
-    </w:p>
-    <w:p>
-      <w:pPr>
-        <w:rPr>
-          <w:rFonts w:ascii="Times New Roman" w:hAnsi="Times New Roman" w:cs="Times New Roman"/>
-          <w:sz w:val="24"/>
-          <w:szCs w:val="24"/>
-        </w:rPr>
-      </w:pPr>
-      <w:r>
-        <w:rPr>
-          <w:rFonts w:ascii="Times New Roman" w:hAnsi="Times New Roman" w:cs="Times New Roman"/>
-          <w:sz w:val="24"/>
-          <w:szCs w:val="24"/>
-        </w:rPr>
-        <w:t xml:space="preserve"> </w:t>
-      </w:r>
-    </w:p>
-    <w:p>
-      <w:pPr>
-        <w:rPr>
-          <w:rFonts w:ascii="Times New Roman" w:hAnsi="Times New Roman" w:cs="Times New Roman"/>
-          <w:sz w:val="24"/>
-          <w:szCs w:val="24"/>
-        </w:rPr>
-      </w:pPr>
-      <w:r>
-        <w:rPr>
-          <w:rFonts w:ascii="Times New Roman" w:hAnsi="Times New Roman" w:cs="Times New Roman"/>
-          <w:sz w:val="24"/>
-          <w:szCs w:val="24"/>
-        </w:rPr>
-        <w:t xml:space="preserve"> </w:t>
-      </w:r>
-    </w:p>
-    <w:p>
-      <w:pPr>
-        <w:rPr>
-          <w:rFonts w:ascii="Times New Roman" w:hAnsi="Times New Roman" w:cs="Times New Roman"/>
-          <w:sz w:val="24"/>
-          <w:szCs w:val="24"/>
-        </w:rPr>
-      </w:pPr>
-      <w:r>
-        <w:rPr>
-          <w:rFonts w:ascii="Times New Roman" w:hAnsi="Times New Roman" w:cs="Times New Roman"/>
-          <w:sz w:val="24"/>
-          <w:szCs w:val="24"/>
-        </w:rPr>
-        <w:t xml:space="preserve"> </w:t>
-      </w:r>
-    </w:p>
-    <w:p>
-      <w:pPr>
-        <w:rPr>
-          <w:rFonts w:ascii="Times New Roman" w:hAnsi="Times New Roman" w:cs="Times New Roman"/>
-          <w:sz w:val="24"/>
-          <w:szCs w:val="24"/>
-        </w:rPr>
-      </w:pPr>
-      <w:r>
-        <w:rPr>
-          <w:rFonts w:ascii="Times New Roman" w:hAnsi="Times New Roman" w:cs="Times New Roman"/>
-          <w:sz w:val="24"/>
-          <w:szCs w:val="24"/>
-        </w:rPr>
-        <w:t xml:space="preserve"> </w:t>
-      </w:r>
-    </w:p>
-    <w:p>
-      <w:pPr>
-        <w:rPr>
-          <w:rFonts w:ascii="Times New Roman" w:hAnsi="Times New Roman" w:cs="Times New Roman"/>
-          <w:sz w:val="24"/>
-          <w:szCs w:val="24"/>
-        </w:rPr>
-      </w:pPr>
-      <w:r>
-        <w:rPr>
-          <w:rFonts w:ascii="Times New Roman" w:hAnsi="Times New Roman" w:cs="Times New Roman"/>
-          <w:sz w:val="24"/>
-          <w:szCs w:val="24"/>
-        </w:rPr>
-        <w:t xml:space="preserve"> </w:t>
-      </w:r>
-    </w:p>
-    <w:p>
-      <w:pPr>
-        <w:rPr>
-          <w:rFonts w:ascii="Times New Roman" w:hAnsi="Times New Roman" w:cs="Times New Roman"/>
-          <w:sz w:val="24"/>
-          <w:szCs w:val="24"/>
-        </w:rPr>
-      </w:pPr>
-      <w:r>
-        <w:rPr>
-          <w:rFonts w:ascii="Times New Roman" w:hAnsi="Times New Roman" w:cs="Times New Roman"/>
-          <w:sz w:val="24"/>
-          <w:szCs w:val="24"/>
-        </w:rPr>
-        <w:t xml:space="preserve"> </w:t>
-      </w:r>
-    </w:p>
-    <w:p>
-      <w:pPr>
-        <w:rPr>
-          <w:rFonts w:ascii="Times New Roman" w:hAnsi="Times New Roman" w:cs="Times New Roman"/>
-          <w:sz w:val="24"/>
-          <w:szCs w:val="24"/>
-        </w:rPr>
-      </w:pPr>
-      <w:r>
-        <w:rPr>
-          <w:rFonts w:ascii="Times New Roman" w:hAnsi="Times New Roman" w:cs="Times New Roman"/>
-          <w:sz w:val="24"/>
-          <w:szCs w:val="24"/>
-        </w:rPr>
-        <w:t xml:space="preserve"> </w:t>
-      </w:r>
-    </w:p>
-    <w:p>
-      <w:pPr>
-        <w:rPr>
-          <w:rFonts w:ascii="Times New Roman" w:hAnsi="Times New Roman" w:cs="Times New Roman"/>
-          <w:sz w:val="24"/>
-          <w:szCs w:val="24"/>
-        </w:rPr>
-      </w:pPr>
-      <w:r>
-        <w:rPr>
-          <w:rFonts w:ascii="Times New Roman" w:hAnsi="Times New Roman" w:cs="Times New Roman"/>
-          <w:sz w:val="24"/>
-          <w:szCs w:val="24"/>
-        </w:rPr>
-        <w:t xml:space="preserve"> </w:t>
-      </w:r>
-    </w:p>
-    <w:p>
-      <w:pPr>
-        <w:rPr>
-          <w:rFonts w:ascii="Times New Roman" w:hAnsi="Times New Roman" w:cs="Times New Roman"/>
-          <w:sz w:val="24"/>
-          <w:szCs w:val="24"/>
-        </w:rPr>
-      </w:pPr>
-      <w:r>
-        <w:rPr>
-          <w:rFonts w:ascii="Times New Roman" w:hAnsi="Times New Roman" w:cs="Times New Roman"/>
-          <w:sz w:val="24"/>
-          <w:szCs w:val="24"/>
-        </w:rPr>
-        <w:t xml:space="preserve"> </w:t>
-      </w:r>
-    </w:p>
-    <w:p>
-      <w:pPr>
-        <w:rPr>
-          <w:rFonts w:ascii="Times New Roman" w:hAnsi="Times New Roman" w:cs="Times New Roman"/>
-          <w:sz w:val="24"/>
-          <w:szCs w:val="24"/>
-        </w:rPr>
-      </w:pPr>
-      <w:r>
-        <w:rPr>
-          <w:rFonts w:ascii="Times New Roman" w:hAnsi="Times New Roman" w:cs="Times New Roman"/>
-          <w:sz w:val="24"/>
-          <w:szCs w:val="24"/>
-        </w:rPr>
-        <w:t xml:space="preserve"> </w:t>
-      </w:r>
-    </w:p>
-    <w:p>
-      <w:pPr>
-        <w:rPr>
-          <w:rFonts w:ascii="Times New Roman" w:hAnsi="Times New Roman" w:cs="Times New Roman"/>
-          <w:sz w:val="24"/>
-          <w:szCs w:val="24"/>
-        </w:rPr>
-      </w:pPr>
-      <w:r>
-        <w:rPr>
-          <w:rFonts w:ascii="Times New Roman" w:hAnsi="Times New Roman" w:cs="Times New Roman"/>
-          <w:sz w:val="24"/>
-          <w:szCs w:val="24"/>
-        </w:rPr>
-        <w:t xml:space="preserve"> </w:t>
-      </w:r>
-    </w:p>
-    <w:p>
-      <w:pPr>
-        <w:rPr>
-          <w:rFonts w:ascii="Times New Roman" w:hAnsi="Times New Roman" w:cs="Times New Roman"/>
-          <w:sz w:val="24"/>
-          <w:szCs w:val="24"/>
-        </w:rPr>
-      </w:pPr>
-      <w:r>
-        <w:rPr>
-          <w:rFonts w:ascii="Times New Roman" w:hAnsi="Times New Roman" w:cs="Times New Roman"/>
-          <w:sz w:val="24"/>
-          <w:szCs w:val="24"/>
-        </w:rPr>
-        <w:t xml:space="preserve"> </w:t>
-      </w:r>
-    </w:p>
-    <w:p>
-      <w:pPr>
-        <w:rPr>
-          <w:rFonts w:ascii="Times New Roman" w:hAnsi="Times New Roman" w:cs="Times New Roman"/>
-          <w:sz w:val="24"/>
-          <w:szCs w:val="24"/>
-        </w:rPr>
-      </w:pPr>
-      <w:r>
-        <w:rPr>
-          <w:rFonts w:ascii="Times New Roman" w:hAnsi="Times New Roman" w:cs="Times New Roman"/>
-          <w:sz w:val="24"/>
-          <w:szCs w:val="24"/>
-        </w:rPr>
-        <w:t xml:space="preserve"> </w:t>
-      </w:r>
-    </w:p>
-    <w:p>
-      <w:pPr>
-        <w:rPr>
-          <w:rFonts w:ascii="Times New Roman" w:hAnsi="Times New Roman" w:cs="Times New Roman"/>
-          <w:sz w:val="24"/>
-          <w:szCs w:val="24"/>
-        </w:rPr>
-      </w:pPr>
-      <w:r>
-        <w:rPr>
-          <w:rFonts w:ascii="Times New Roman" w:hAnsi="Times New Roman" w:cs="Times New Roman"/>
-          <w:sz w:val="24"/>
-          <w:szCs w:val="24"/>
-        </w:rPr>
-        <w:t xml:space="preserve"> </w:t>
-      </w:r>
-    </w:p>
-    <w:p>
-      <w:pPr>
-        <w:rPr>
-          <w:rFonts w:ascii="Times New Roman" w:hAnsi="Times New Roman" w:cs="Times New Roman"/>
-          <w:sz w:val="24"/>
-          <w:szCs w:val="24"/>
-        </w:rPr>
-      </w:pPr>
-      <w:r>
-        <w:rPr>
-          <w:rFonts w:ascii="Times New Roman" w:hAnsi="Times New Roman" w:cs="Times New Roman"/>
-          <w:sz w:val="24"/>
-          <w:szCs w:val="24"/>
-        </w:rPr>
-        <w:t xml:space="preserve"> </w:t>
-      </w:r>
-    </w:p>
-    <w:p>
-      <w:pPr>
-        <w:rPr>
-          <w:rFonts w:ascii="Times New Roman" w:hAnsi="Times New Roman" w:cs="Times New Roman"/>
-          <w:sz w:val="24"/>
-          <w:szCs w:val="24"/>
-        </w:rPr>
-      </w:pPr>
-      <w:r>
-        <w:rPr>
-          <w:rFonts w:ascii="Times New Roman" w:hAnsi="Times New Roman" w:cs="Times New Roman"/>
-          <w:sz w:val="24"/>
-          <w:szCs w:val="24"/>
-        </w:rPr>
-        <w:t xml:space="preserve"> </w:t>
-      </w:r>
-    </w:p>
-    <w:p>
-      <w:pPr>
-        <w:rPr>
-          <w:rFonts w:ascii="Times New Roman" w:hAnsi="Times New Roman" w:cs="Times New Roman"/>
-          <w:sz w:val="24"/>
-          <w:szCs w:val="24"/>
-        </w:rPr>
-      </w:pPr>
-      <w:r>
-        <w:rPr>
-          <w:rFonts w:ascii="Times New Roman" w:hAnsi="Times New Roman" w:cs="Times New Roman"/>
-          <w:sz w:val="24"/>
-          <w:szCs w:val="24"/>
-        </w:rPr>
-        <w:t xml:space="preserve"> </w:t>
-      </w:r>
-    </w:p>
-    <w:p>
-      <w:pPr>
-        <w:rPr>
-          <w:rFonts w:ascii="Times New Roman" w:hAnsi="Times New Roman" w:cs="Times New Roman"/>
-          <w:sz w:val="24"/>
-          <w:szCs w:val="24"/>
-        </w:rPr>
-      </w:pPr>
-      <w:r>
-        <w:rPr>
-          <w:rFonts w:ascii="Times New Roman" w:hAnsi="Times New Roman" w:cs="Times New Roman"/>
-          <w:sz w:val="24"/>
-          <w:szCs w:val="24"/>
-        </w:rPr>
-        <w:t xml:space="preserve"> Interpretation: LLM generation is the strongest quality lever (largest drop in no_llm), RAG can lower lexical overlap while improving concreteness, and critique mainly improves qualitative quality.</w:t>
-      </w:r>
-    </w:p>
-    <w:p>
-      <w:pPr>
-        <w:pStyle w:val="Heading3"/>
-        <w:rPr>
-          <w:rFonts w:ascii="Times New Roman" w:hAnsi="Times New Roman" w:cs="Times New Roman"/>
-          <w:sz w:val="24"/>
-          <w:szCs w:val="24"/>
-        </w:rPr>
-      </w:pPr>
-      <w:r>
-        <w:rPr>
-          <w:rFonts w:ascii="Times New Roman" w:hAnsi="Times New Roman" w:cs="Times New Roman"/>
-          <w:sz w:val="24"/>
-          <w:szCs w:val="24"/>
-        </w:rPr>
-        <w:lastRenderedPageBreak/>
         <w:t>6.3 Task B results</w:t>
       </w:r>
     </w:p>
     <w:tbl>
       <w:tblPr>
+        <w:tblStyle w:val="GridTable4-Accent3"/>
         <w:tblW w:w="0" w:type="auto"/>
         <w:tblLook w:val="04A0" w:firstRow="1" w:lastRow="0" w:firstColumn="1" w:lastColumn="0" w:noHBand="0" w:noVBand="1"/>
       </w:tblPr>
       <w:tblGrid>
-        <w:gridCol w:w="1310"/>
-        <w:gridCol w:w="1358"/>
-        <w:gridCol w:w="1117"/>
+        <w:gridCol w:w="1390"/>
+        <w:gridCol w:w="1386"/>
+        <w:gridCol w:w="2282"/>
       </w:tblGrid>
       <w:tr>
+        <w:trPr>
+          <w:cnfStyle w:val="100000000000" w:firstRow="1" w:lastRow="0" w:firstColumn="0" w:lastColumn="0" w:oddVBand="0" w:evenVBand="0" w:oddHBand="0" w:evenHBand="0" w:firstRowFirstColumn="0" w:firstRowLastColumn="0" w:lastRowFirstColumn="0" w:lastRowLastColumn="0"/>
+        </w:trPr>
         <w:tc>
           <w:tcPr>
-            <w:tcW w:w="0" w:type="dxa"/>
+            <w:cnfStyle w:val="001000000000" w:firstRow="0" w:lastRow="0" w:firstColumn="1" w:lastColumn="0" w:oddVBand="0" w:evenVBand="0" w:oddHBand="0" w:evenHBand="0" w:firstRowFirstColumn="0" w:firstRowLastColumn="0" w:lastRowFirstColumn="0" w:lastRowLastColumn="0"/>
+            <w:tcW w:w="1390" w:type="dxa"/>
           </w:tcPr>
           <w:p>
             <w:pPr>
@@ -3156,10 +2886,11 @@
         </w:tc>
         <w:tc>
           <w:tcPr>
-            <w:tcW w:w="0" w:type="dxa"/>
+            <w:tcW w:w="1386" w:type="dxa"/>
           </w:tcPr>
           <w:p>
             <w:pPr>
+              <w:cnfStyle w:val="100000000000" w:firstRow="1" w:lastRow="0" w:firstColumn="0" w:lastColumn="0" w:oddVBand="0" w:evenVBand="0" w:oddHBand="0" w:evenHBand="0" w:firstRowFirstColumn="0" w:firstRowLastColumn="0" w:lastRowFirstColumn="0" w:lastRowLastColumn="0"/>
               <w:rPr>
                 <w:rFonts w:ascii="Times New Roman" w:hAnsi="Times New Roman" w:cs="Times New Roman"/>
                 <w:sz w:val="24"/>
@@ -3178,10 +2909,11 @@
         </w:tc>
         <w:tc>
           <w:tcPr>
-            <w:tcW w:w="0" w:type="dxa"/>
+            <w:tcW w:w="2282" w:type="dxa"/>
           </w:tcPr>
           <w:p>
             <w:pPr>
+              <w:cnfStyle w:val="100000000000" w:firstRow="1" w:lastRow="0" w:firstColumn="0" w:lastColumn="0" w:oddVBand="0" w:evenVBand="0" w:oddHBand="0" w:evenHBand="0" w:firstRowFirstColumn="0" w:firstRowLastColumn="0" w:lastRowFirstColumn="0" w:lastRowLastColumn="0"/>
               <w:rPr>
                 <w:rFonts w:ascii="Times New Roman" w:hAnsi="Times New Roman" w:cs="Times New Roman"/>
                 <w:sz w:val="24"/>
@@ -3200,9 +2932,13 @@
         </w:tc>
       </w:tr>
       <w:tr>
+        <w:trPr>
+          <w:cnfStyle w:val="000000100000" w:firstRow="0" w:lastRow="0" w:firstColumn="0" w:lastColumn="0" w:oddVBand="0" w:evenVBand="0" w:oddHBand="1" w:evenHBand="0" w:firstRowFirstColumn="0" w:firstRowLastColumn="0" w:lastRowFirstColumn="0" w:lastRowLastColumn="0"/>
+        </w:trPr>
         <w:tc>
           <w:tcPr>
-            <w:tcW w:w="0" w:type="dxa"/>
+            <w:cnfStyle w:val="001000000000" w:firstRow="0" w:lastRow="0" w:firstColumn="1" w:lastColumn="0" w:oddVBand="0" w:evenVBand="0" w:oddHBand="0" w:evenHBand="0" w:firstRowFirstColumn="0" w:firstRowLastColumn="0" w:lastRowFirstColumn="0" w:lastRowLastColumn="0"/>
+            <w:tcW w:w="1390" w:type="dxa"/>
           </w:tcPr>
           <w:p>
             <w:pPr>
@@ -3224,10 +2960,11 @@
         </w:tc>
         <w:tc>
           <w:tcPr>
-            <w:tcW w:w="0" w:type="dxa"/>
+            <w:tcW w:w="1386" w:type="dxa"/>
           </w:tcPr>
           <w:p>
             <w:pPr>
+              <w:cnfStyle w:val="000000100000" w:firstRow="0" w:lastRow="0" w:firstColumn="0" w:lastColumn="0" w:oddVBand="0" w:evenVBand="0" w:oddHBand="1" w:evenHBand="0" w:firstRowFirstColumn="0" w:firstRowLastColumn="0" w:lastRowFirstColumn="0" w:lastRowLastColumn="0"/>
               <w:rPr>
                 <w:rFonts w:ascii="Times New Roman" w:hAnsi="Times New Roman" w:cs="Times New Roman"/>
                 <w:sz w:val="24"/>
@@ -3246,10 +2983,11 @@
         </w:tc>
         <w:tc>
           <w:tcPr>
-            <w:tcW w:w="0" w:type="dxa"/>
+            <w:tcW w:w="2282" w:type="dxa"/>
           </w:tcPr>
           <w:p>
             <w:pPr>
+              <w:cnfStyle w:val="000000100000" w:firstRow="0" w:lastRow="0" w:firstColumn="0" w:lastColumn="0" w:oddVBand="0" w:evenVBand="0" w:oddHBand="1" w:evenHBand="0" w:firstRowFirstColumn="0" w:firstRowLastColumn="0" w:lastRowFirstColumn="0" w:lastRowLastColumn="0"/>
               <w:rPr>
                 <w:rFonts w:ascii="Times New Roman" w:hAnsi="Times New Roman" w:cs="Times New Roman"/>
                 <w:sz w:val="24"/>
@@ -3270,7 +3008,8 @@
       <w:tr>
         <w:tc>
           <w:tcPr>
-            <w:tcW w:w="0" w:type="dxa"/>
+            <w:cnfStyle w:val="001000000000" w:firstRow="0" w:lastRow="0" w:firstColumn="1" w:lastColumn="0" w:oddVBand="0" w:evenVBand="0" w:oddHBand="0" w:evenHBand="0" w:firstRowFirstColumn="0" w:firstRowLastColumn="0" w:lastRowFirstColumn="0" w:lastRowLastColumn="0"/>
+            <w:tcW w:w="1390" w:type="dxa"/>
           </w:tcPr>
           <w:p>
             <w:pPr>
@@ -3292,10 +3031,11 @@
         </w:tc>
         <w:tc>
           <w:tcPr>
-            <w:tcW w:w="0" w:type="dxa"/>
+            <w:tcW w:w="1386" w:type="dxa"/>
           </w:tcPr>
           <w:p>
             <w:pPr>
+              <w:cnfStyle w:val="000000000000" w:firstRow="0" w:lastRow="0" w:firstColumn="0" w:lastColumn="0" w:oddVBand="0" w:evenVBand="0" w:oddHBand="0" w:evenHBand="0" w:firstRowFirstColumn="0" w:firstRowLastColumn="0" w:lastRowFirstColumn="0" w:lastRowLastColumn="0"/>
               <w:rPr>
                 <w:rFonts w:ascii="Times New Roman" w:hAnsi="Times New Roman" w:cs="Times New Roman"/>
                 <w:sz w:val="24"/>
@@ -3314,10 +3054,11 @@
         </w:tc>
         <w:tc>
           <w:tcPr>
-            <w:tcW w:w="0" w:type="dxa"/>
+            <w:tcW w:w="2282" w:type="dxa"/>
           </w:tcPr>
           <w:p>
             <w:pPr>
+              <w:cnfStyle w:val="000000000000" w:firstRow="0" w:lastRow="0" w:firstColumn="0" w:lastColumn="0" w:oddVBand="0" w:evenVBand="0" w:oddHBand="0" w:evenHBand="0" w:firstRowFirstColumn="0" w:firstRowLastColumn="0" w:lastRowFirstColumn="0" w:lastRowLastColumn="0"/>
               <w:rPr>
                 <w:rFonts w:ascii="Times New Roman" w:hAnsi="Times New Roman" w:cs="Times New Roman"/>
                 <w:sz w:val="24"/>
@@ -3336,9 +3077,13 @@
         </w:tc>
       </w:tr>
       <w:tr>
+        <w:trPr>
+          <w:cnfStyle w:val="000000100000" w:firstRow="0" w:lastRow="0" w:firstColumn="0" w:lastColumn="0" w:oddVBand="0" w:evenVBand="0" w:oddHBand="1" w:evenHBand="0" w:firstRowFirstColumn="0" w:firstRowLastColumn="0" w:lastRowFirstColumn="0" w:lastRowLastColumn="0"/>
+        </w:trPr>
         <w:tc>
           <w:tcPr>
-            <w:tcW w:w="0" w:type="dxa"/>
+            <w:cnfStyle w:val="001000000000" w:firstRow="0" w:lastRow="0" w:firstColumn="1" w:lastColumn="0" w:oddVBand="0" w:evenVBand="0" w:oddHBand="0" w:evenHBand="0" w:firstRowFirstColumn="0" w:firstRowLastColumn="0" w:lastRowFirstColumn="0" w:lastRowLastColumn="0"/>
+            <w:tcW w:w="1390" w:type="dxa"/>
           </w:tcPr>
           <w:p>
             <w:pPr>
@@ -3360,10 +3105,11 @@
         </w:tc>
         <w:tc>
           <w:tcPr>
-            <w:tcW w:w="0" w:type="dxa"/>
+            <w:tcW w:w="1386" w:type="dxa"/>
           </w:tcPr>
           <w:p>
             <w:pPr>
+              <w:cnfStyle w:val="000000100000" w:firstRow="0" w:lastRow="0" w:firstColumn="0" w:lastColumn="0" w:oddVBand="0" w:evenVBand="0" w:oddHBand="1" w:evenHBand="0" w:firstRowFirstColumn="0" w:firstRowLastColumn="0" w:lastRowFirstColumn="0" w:lastRowLastColumn="0"/>
               <w:rPr>
                 <w:rFonts w:ascii="Times New Roman" w:hAnsi="Times New Roman" w:cs="Times New Roman"/>
                 <w:sz w:val="24"/>
@@ -3382,10 +3128,11 @@
         </w:tc>
         <w:tc>
           <w:tcPr>
-            <w:tcW w:w="0" w:type="dxa"/>
+            <w:tcW w:w="2282" w:type="dxa"/>
           </w:tcPr>
           <w:p>
             <w:pPr>
+              <w:cnfStyle w:val="000000100000" w:firstRow="0" w:lastRow="0" w:firstColumn="0" w:lastColumn="0" w:oddVBand="0" w:evenVBand="0" w:oddHBand="1" w:evenHBand="0" w:firstRowFirstColumn="0" w:firstRowLastColumn="0" w:lastRowFirstColumn="0" w:lastRowLastColumn="0"/>
               <w:rPr>
                 <w:rFonts w:ascii="Times New Roman" w:hAnsi="Times New Roman" w:cs="Times New Roman"/>
                 <w:sz w:val="24"/>
@@ -3406,7 +3153,8 @@
       <w:tr>
         <w:tc>
           <w:tcPr>
-            <w:tcW w:w="0" w:type="dxa"/>
+            <w:cnfStyle w:val="001000000000" w:firstRow="0" w:lastRow="0" w:firstColumn="1" w:lastColumn="0" w:oddVBand="0" w:evenVBand="0" w:oddHBand="0" w:evenHBand="0" w:firstRowFirstColumn="0" w:firstRowLastColumn="0" w:lastRowFirstColumn="0" w:lastRowLastColumn="0"/>
+            <w:tcW w:w="1390" w:type="dxa"/>
           </w:tcPr>
           <w:p>
             <w:pPr>
@@ -3428,10 +3176,11 @@
         </w:tc>
         <w:tc>
           <w:tcPr>
-            <w:tcW w:w="0" w:type="dxa"/>
+            <w:tcW w:w="1386" w:type="dxa"/>
           </w:tcPr>
           <w:p>
             <w:pPr>
+              <w:cnfStyle w:val="000000000000" w:firstRow="0" w:lastRow="0" w:firstColumn="0" w:lastColumn="0" w:oddVBand="0" w:evenVBand="0" w:oddHBand="0" w:evenHBand="0" w:firstRowFirstColumn="0" w:firstRowLastColumn="0" w:lastRowFirstColumn="0" w:lastRowLastColumn="0"/>
               <w:rPr>
                 <w:rFonts w:ascii="Times New Roman" w:hAnsi="Times New Roman" w:cs="Times New Roman"/>
                 <w:sz w:val="24"/>
@@ -3450,10 +3199,11 @@
         </w:tc>
         <w:tc>
           <w:tcPr>
-            <w:tcW w:w="0" w:type="dxa"/>
+            <w:tcW w:w="2282" w:type="dxa"/>
           </w:tcPr>
           <w:p>
             <w:pPr>
+              <w:cnfStyle w:val="000000000000" w:firstRow="0" w:lastRow="0" w:firstColumn="0" w:lastColumn="0" w:oddVBand="0" w:evenVBand="0" w:oddHBand="0" w:evenHBand="0" w:firstRowFirstColumn="0" w:firstRowLastColumn="0" w:lastRowFirstColumn="0" w:lastRowLastColumn="0"/>
               <w:rPr>
                 <w:rFonts w:ascii="Times New Roman" w:hAnsi="Times New Roman" w:cs="Times New Roman"/>
                 <w:sz w:val="24"/>
@@ -3486,245 +3236,7 @@
           <w:sz w:val="24"/>
           <w:szCs w:val="24"/>
         </w:rPr>
-        <w:t xml:space="preserve"> </w:t>
-      </w:r>
-    </w:p>
-    <w:p>
-      <w:pPr>
-        <w:rPr>
-          <w:rFonts w:ascii="Times New Roman" w:hAnsi="Times New Roman" w:cs="Times New Roman"/>
-          <w:sz w:val="24"/>
-          <w:szCs w:val="24"/>
-        </w:rPr>
-      </w:pPr>
-      <w:r>
-        <w:rPr>
-          <w:rFonts w:ascii="Times New Roman" w:hAnsi="Times New Roman" w:cs="Times New Roman"/>
-          <w:sz w:val="24"/>
-          <w:szCs w:val="24"/>
-        </w:rPr>
-        <w:t xml:space="preserve"> </w:t>
-      </w:r>
-    </w:p>
-    <w:p>
-      <w:pPr>
-        <w:rPr>
-          <w:rFonts w:ascii="Times New Roman" w:hAnsi="Times New Roman" w:cs="Times New Roman"/>
-          <w:sz w:val="24"/>
-          <w:szCs w:val="24"/>
-        </w:rPr>
-      </w:pPr>
-      <w:r>
-        <w:rPr>
-          <w:rFonts w:ascii="Times New Roman" w:hAnsi="Times New Roman" w:cs="Times New Roman"/>
-          <w:sz w:val="24"/>
-          <w:szCs w:val="24"/>
-        </w:rPr>
-        <w:t xml:space="preserve"> </w:t>
-      </w:r>
-    </w:p>
-    <w:p>
-      <w:pPr>
-        <w:rPr>
-          <w:rFonts w:ascii="Times New Roman" w:hAnsi="Times New Roman" w:cs="Times New Roman"/>
-          <w:sz w:val="24"/>
-          <w:szCs w:val="24"/>
-        </w:rPr>
-      </w:pPr>
-      <w:r>
-        <w:rPr>
-          <w:rFonts w:ascii="Times New Roman" w:hAnsi="Times New Roman" w:cs="Times New Roman"/>
-          <w:sz w:val="24"/>
-          <w:szCs w:val="24"/>
-        </w:rPr>
-        <w:t xml:space="preserve"> </w:t>
-      </w:r>
-    </w:p>
-    <w:p>
-      <w:pPr>
-        <w:rPr>
-          <w:rFonts w:ascii="Times New Roman" w:hAnsi="Times New Roman" w:cs="Times New Roman"/>
-          <w:sz w:val="24"/>
-          <w:szCs w:val="24"/>
-        </w:rPr>
-      </w:pPr>
-      <w:r>
-        <w:rPr>
-          <w:rFonts w:ascii="Times New Roman" w:hAnsi="Times New Roman" w:cs="Times New Roman"/>
-          <w:sz w:val="24"/>
-          <w:szCs w:val="24"/>
-        </w:rPr>
-        <w:t xml:space="preserve"> </w:t>
-      </w:r>
-    </w:p>
-    <w:p>
-      <w:pPr>
-        <w:rPr>
-          <w:rFonts w:ascii="Times New Roman" w:hAnsi="Times New Roman" w:cs="Times New Roman"/>
-          <w:sz w:val="24"/>
-          <w:szCs w:val="24"/>
-        </w:rPr>
-      </w:pPr>
-      <w:r>
-        <w:rPr>
-          <w:rFonts w:ascii="Times New Roman" w:hAnsi="Times New Roman" w:cs="Times New Roman"/>
-          <w:sz w:val="24"/>
-          <w:szCs w:val="24"/>
-        </w:rPr>
-        <w:t xml:space="preserve"> </w:t>
-      </w:r>
-    </w:p>
-    <w:p>
-      <w:pPr>
-        <w:rPr>
-          <w:rFonts w:ascii="Times New Roman" w:hAnsi="Times New Roman" w:cs="Times New Roman"/>
-          <w:sz w:val="24"/>
-          <w:szCs w:val="24"/>
-        </w:rPr>
-      </w:pPr>
-      <w:r>
-        <w:rPr>
-          <w:rFonts w:ascii="Times New Roman" w:hAnsi="Times New Roman" w:cs="Times New Roman"/>
-          <w:sz w:val="24"/>
-          <w:szCs w:val="24"/>
-        </w:rPr>
-        <w:t xml:space="preserve"> </w:t>
-      </w:r>
-    </w:p>
-    <w:p>
-      <w:pPr>
-        <w:rPr>
-          <w:rFonts w:ascii="Times New Roman" w:hAnsi="Times New Roman" w:cs="Times New Roman"/>
-          <w:sz w:val="24"/>
-          <w:szCs w:val="24"/>
-        </w:rPr>
-      </w:pPr>
-      <w:r>
-        <w:rPr>
-          <w:rFonts w:ascii="Times New Roman" w:hAnsi="Times New Roman" w:cs="Times New Roman"/>
-          <w:sz w:val="24"/>
-          <w:szCs w:val="24"/>
-        </w:rPr>
-        <w:t xml:space="preserve"> </w:t>
-      </w:r>
-    </w:p>
-    <w:p>
-      <w:pPr>
-        <w:rPr>
-          <w:rFonts w:ascii="Times New Roman" w:hAnsi="Times New Roman" w:cs="Times New Roman"/>
-          <w:sz w:val="24"/>
-          <w:szCs w:val="24"/>
-        </w:rPr>
-      </w:pPr>
-      <w:r>
-        <w:rPr>
-          <w:rFonts w:ascii="Times New Roman" w:hAnsi="Times New Roman" w:cs="Times New Roman"/>
-          <w:sz w:val="24"/>
-          <w:szCs w:val="24"/>
-        </w:rPr>
-        <w:t xml:space="preserve"> </w:t>
-      </w:r>
-    </w:p>
-    <w:p>
-      <w:pPr>
-        <w:rPr>
-          <w:rFonts w:ascii="Times New Roman" w:hAnsi="Times New Roman" w:cs="Times New Roman"/>
-          <w:sz w:val="24"/>
-          <w:szCs w:val="24"/>
-        </w:rPr>
-      </w:pPr>
-      <w:r>
-        <w:rPr>
-          <w:rFonts w:ascii="Times New Roman" w:hAnsi="Times New Roman" w:cs="Times New Roman"/>
-          <w:sz w:val="24"/>
-          <w:szCs w:val="24"/>
-        </w:rPr>
-        <w:t xml:space="preserve"> </w:t>
-      </w:r>
-    </w:p>
-    <w:p>
-      <w:pPr>
-        <w:rPr>
-          <w:rFonts w:ascii="Times New Roman" w:hAnsi="Times New Roman" w:cs="Times New Roman"/>
-          <w:sz w:val="24"/>
-          <w:szCs w:val="24"/>
-        </w:rPr>
-      </w:pPr>
-      <w:r>
-        <w:rPr>
-          <w:rFonts w:ascii="Times New Roman" w:hAnsi="Times New Roman" w:cs="Times New Roman"/>
-          <w:sz w:val="24"/>
-          <w:szCs w:val="24"/>
-        </w:rPr>
-        <w:t xml:space="preserve"> </w:t>
-      </w:r>
-    </w:p>
-    <w:p>
-      <w:pPr>
-        <w:rPr>
-          <w:rFonts w:ascii="Times New Roman" w:hAnsi="Times New Roman" w:cs="Times New Roman"/>
-          <w:sz w:val="24"/>
-          <w:szCs w:val="24"/>
-        </w:rPr>
-      </w:pPr>
-      <w:r>
-        <w:rPr>
-          <w:rFonts w:ascii="Times New Roman" w:hAnsi="Times New Roman" w:cs="Times New Roman"/>
-          <w:sz w:val="24"/>
-          <w:szCs w:val="24"/>
-        </w:rPr>
-        <w:t xml:space="preserve"> </w:t>
-      </w:r>
-    </w:p>
-    <w:p>
-      <w:pPr>
-        <w:rPr>
-          <w:rFonts w:ascii="Times New Roman" w:hAnsi="Times New Roman" w:cs="Times New Roman"/>
-          <w:sz w:val="24"/>
-          <w:szCs w:val="24"/>
-        </w:rPr>
-      </w:pPr>
-      <w:r>
-        <w:rPr>
-          <w:rFonts w:ascii="Times New Roman" w:hAnsi="Times New Roman" w:cs="Times New Roman"/>
-          <w:sz w:val="24"/>
-          <w:szCs w:val="24"/>
-        </w:rPr>
-        <w:t xml:space="preserve"> </w:t>
-      </w:r>
-    </w:p>
-    <w:p>
-      <w:pPr>
-        <w:rPr>
-          <w:rFonts w:ascii="Times New Roman" w:hAnsi="Times New Roman" w:cs="Times New Roman"/>
-          <w:sz w:val="24"/>
-          <w:szCs w:val="24"/>
-        </w:rPr>
-      </w:pPr>
-      <w:r>
-        <w:rPr>
-          <w:rFonts w:ascii="Times New Roman" w:hAnsi="Times New Roman" w:cs="Times New Roman"/>
-          <w:sz w:val="24"/>
-          <w:szCs w:val="24"/>
-        </w:rPr>
-        <w:t xml:space="preserve"> </w:t>
-      </w:r>
-    </w:p>
-    <w:p>
-      <w:pPr>
-        <w:rPr>
-          <w:rFonts w:ascii="Times New Roman" w:hAnsi="Times New Roman" w:cs="Times New Roman"/>
-          <w:sz w:val="24"/>
-          <w:szCs w:val="24"/>
-        </w:rPr>
-      </w:pPr>
-      <w:r>
-        <w:rPr>
-          <w:rFonts w:ascii="Times New Roman" w:hAnsi="Times New Roman" w:cs="Times New Roman"/>
-          <w:sz w:val="24"/>
-          <w:szCs w:val="24"/>
-        </w:rPr>
-        <w:t xml:space="preserve"> Random baseline on this hard set is higher for Hit Rate@10 (~0.50), revealing a ranking gap.</w:t>
+        <w:t>Random baseline on this hard set is higher for Hit Rate@10 (~0.50), revealing a ranking gap.</w:t>
       </w:r>
     </w:p>
     <w:p>
@@ -3759,8 +3271,35 @@
           <w:sz w:val="24"/>
           <w:szCs w:val="24"/>
         </w:rPr>
-        <w:t>scripts/eval_fidelity.py runs paired tests with and without history (include_history=true/false) and compares rating error, token similarity, and tone match. This isolates the contribution of silent context retrieval.</w:t>
+        <w:t>scripts/eval_fidelity.py runs paired tests with and without history (</w:t>
       </w:r>
+      <w:proofErr w:type="gramStart"/>
+      <w:r>
+        <w:rPr>
+          <w:rFonts w:ascii="Times New Roman" w:hAnsi="Times New Roman" w:cs="Times New Roman"/>
+          <w:sz w:val="24"/>
+          <w:szCs w:val="24"/>
+        </w:rPr>
+        <w:t>include</w:t>
+      </w:r>
+      <w:proofErr w:type="gramEnd"/>
+      <w:r>
+        <w:rPr>
+          <w:rFonts w:ascii="Times New Roman" w:hAnsi="Times New Roman" w:cs="Times New Roman"/>
+          <w:sz w:val="24"/>
+          <w:szCs w:val="24"/>
+        </w:rPr>
+        <w:t>_history=true/false) and compares rating error, token similarity, and tone match. This isolates the contribution of silent context retrieval.</w:t>
+      </w:r>
+    </w:p>
+    <w:p>
+      <w:pPr>
+        <w:rPr>
+          <w:rFonts w:ascii="Times New Roman" w:hAnsi="Times New Roman" w:cs="Times New Roman"/>
+          <w:sz w:val="24"/>
+          <w:szCs w:val="24"/>
+        </w:rPr>
+      </w:pPr>
     </w:p>
     <w:p>
       <w:pPr>
@@ -3794,13 +3333,51 @@
           <w:sz w:val="24"/>
           <w:szCs w:val="24"/>
         </w:rPr>
-        <w:t>Environment: Python 3.11+, pip install -r requirements.txt, and .env from .env.example.</w:t>
+        <w:t xml:space="preserve">Environment: Python 3.11+, pip install -r requirements.txt, </w:t>
+      </w:r>
+      <w:proofErr w:type="gramStart"/>
+      <w:r>
+        <w:rPr>
+          <w:rFonts w:ascii="Times New Roman" w:hAnsi="Times New Roman" w:cs="Times New Roman"/>
+          <w:sz w:val="24"/>
+          <w:szCs w:val="24"/>
+        </w:rPr>
+        <w:t>and .env</w:t>
+      </w:r>
+      <w:proofErr w:type="gramEnd"/>
+      <w:r>
+        <w:rPr>
+          <w:rFonts w:ascii="Times New Roman" w:hAnsi="Times New Roman" w:cs="Times New Roman"/>
+          <w:sz w:val="24"/>
+          <w:szCs w:val="24"/>
+        </w:rPr>
+        <w:t xml:space="preserve"> </w:t>
+      </w:r>
+      <w:proofErr w:type="gramStart"/>
+      <w:r>
+        <w:rPr>
+          <w:rFonts w:ascii="Times New Roman" w:hAnsi="Times New Roman" w:cs="Times New Roman"/>
+          <w:sz w:val="24"/>
+          <w:szCs w:val="24"/>
+        </w:rPr>
+        <w:t>from .env</w:t>
+      </w:r>
+      <w:proofErr w:type="gramEnd"/>
+      <w:r>
+        <w:rPr>
+          <w:rFonts w:ascii="Times New Roman" w:hAnsi="Times New Roman" w:cs="Times New Roman"/>
+          <w:sz w:val="24"/>
+          <w:szCs w:val="24"/>
+        </w:rPr>
+        <w:t>.example.</w:t>
       </w:r>
     </w:p>
     <w:p>
       <w:pPr>
         <w:rPr>
           <w:rFonts w:ascii="Times New Roman" w:hAnsi="Times New Roman" w:cs="Times New Roman"/>
+          <w:b/>
+          <w:bCs/>
           <w:sz w:val="24"/>
           <w:szCs w:val="24"/>
         </w:rPr>
@@ -3808,6 +3385,8 @@
       <w:r>
         <w:rPr>
           <w:rFonts w:ascii="Times New Roman" w:hAnsi="Times New Roman" w:cs="Times New Roman"/>
+          <w:b/>
+          <w:bCs/>
           <w:sz w:val="24"/>
           <w:szCs w:val="24"/>
         </w:rPr>
@@ -3845,7 +3424,6 @@
           <w:sz w:val="24"/>
           <w:szCs w:val="24"/>
         </w:rPr>
-        <w:lastRenderedPageBreak/>
         <w:t>Core endpoints: http://localhost:8000 (API), http://localhost:8000/docs (Swagger), http://localhost:3000/unified (Hub UI).</w:t>
       </w:r>
       <w:r>
@@ -3855,8 +3433,45 @@
           <w:szCs w:val="24"/>
         </w:rPr>
         <w:br/>
-        <w:t xml:space="preserve"> Evaluation: python scripts/run_real_benchmark.py --all_variants and python scripts/eval_fidelity.py.</w:t>
+        <w:t xml:space="preserve"> Evaluation: python </w:t>
       </w:r>
+      <w:proofErr w:type="gramStart"/>
+      <w:r>
+        <w:rPr>
+          <w:rFonts w:ascii="Times New Roman" w:hAnsi="Times New Roman" w:cs="Times New Roman"/>
+          <w:sz w:val="24"/>
+          <w:szCs w:val="24"/>
+        </w:rPr>
+        <w:t>scripts/run_real_benchmark.py --</w:t>
+      </w:r>
+      <w:proofErr w:type="spellStart"/>
+      <w:proofErr w:type="gramEnd"/>
+      <w:r>
+        <w:rPr>
+          <w:rFonts w:ascii="Times New Roman" w:hAnsi="Times New Roman" w:cs="Times New Roman"/>
+          <w:sz w:val="24"/>
+          <w:szCs w:val="24"/>
+        </w:rPr>
+        <w:t>all_variants</w:t>
+      </w:r>
+      <w:proofErr w:type="spellEnd"/>
+      <w:r>
+        <w:rPr>
+          <w:rFonts w:ascii="Times New Roman" w:hAnsi="Times New Roman" w:cs="Times New Roman"/>
+          <w:sz w:val="24"/>
+          <w:szCs w:val="24"/>
+        </w:rPr>
+        <w:t xml:space="preserve"> and python scripts/eval_fidelity.py.</w:t>
+      </w:r>
+    </w:p>
+    <w:p>
+      <w:pPr>
+        <w:rPr>
+          <w:rFonts w:ascii="Times New Roman" w:hAnsi="Times New Roman" w:cs="Times New Roman"/>
+          <w:sz w:val="24"/>
+          <w:szCs w:val="24"/>
+        </w:rPr>
+      </w:pPr>
     </w:p>
     <w:p>
       <w:pPr>
@@ -3879,6 +3494,10 @@
     <w:p>
       <w:pPr>
         <w:pStyle w:val="ListNumber"/>
+        <w:numPr>
+          <w:ilvl w:val="0"/>
+          <w:numId w:val="10"/>
+        </w:numPr>
         <w:rPr>
           <w:rFonts w:ascii="Times New Roman" w:hAnsi="Times New Roman" w:cs="Times New Roman"/>
           <w:sz w:val="24"/>
@@ -3900,7 +3519,25 @@
           <w:sz w:val="24"/>
           <w:szCs w:val="24"/>
         </w:rPr>
-        <w:t xml:space="preserve"> deterministic scorer needs LLM reranking over top-K to handle subtle same-domain distractors.</w:t>
+        <w:t xml:space="preserve"> deterministic scorer needs LLM reranking over </w:t>
+      </w:r>
+      <w:proofErr w:type="gramStart"/>
+      <w:r>
+        <w:rPr>
+          <w:rFonts w:ascii="Times New Roman" w:hAnsi="Times New Roman" w:cs="Times New Roman"/>
+          <w:sz w:val="24"/>
+          <w:szCs w:val="24"/>
+        </w:rPr>
+        <w:t>top-K</w:t>
+      </w:r>
+      <w:proofErr w:type="gramEnd"/>
+      <w:r>
+        <w:rPr>
+          <w:rFonts w:ascii="Times New Roman" w:hAnsi="Times New Roman" w:cs="Times New Roman"/>
+          <w:sz w:val="24"/>
+          <w:szCs w:val="24"/>
+        </w:rPr>
+        <w:t xml:space="preserve"> to handle subtle same-domain distractors.</w:t>
       </w:r>
     </w:p>
     <w:p>
@@ -4010,6 +3647,20 @@
         </w:rPr>
         <w:t xml:space="preserve"> thumbs data is logged; next step is periodic distillation into adaptive few-shot banks.</w:t>
       </w:r>
+    </w:p>
+    <w:p>
+      <w:pPr>
+        <w:pStyle w:val="ListNumber"/>
+        <w:numPr>
+          <w:ilvl w:val="0"/>
+          <w:numId w:val="0"/>
+        </w:numPr>
+        <w:rPr>
+          <w:rFonts w:ascii="Times New Roman" w:hAnsi="Times New Roman" w:cs="Times New Roman"/>
+          <w:sz w:val="24"/>
+          <w:szCs w:val="24"/>
+        </w:rPr>
+      </w:pPr>
     </w:p>
     <w:p>
       <w:pPr>
@@ -4272,6 +3923,12 @@
   </w:num>
   <w:num w:numId="9" w16cid:durableId="1981498917">
     <w:abstractNumId w:val="0"/>
+  </w:num>
+  <w:num w:numId="10" w16cid:durableId="2017492912">
+    <w:abstractNumId w:val="7"/>
+    <w:lvlOverride w:ilvl="0">
+      <w:startOverride w:val="1"/>
+    </w:lvlOverride>
   </w:num>
 </w:numbering>
 </file>
@@ -15867,6 +15524,82 @@
       </w:tcPr>
     </w:tblStylePr>
   </w:style>
+  <w:style w:type="table" w:styleId="GridTable4-Accent3">
+    <w:name w:val="Grid Table 4 Accent 3"/>
+    <w:basedOn w:val="TableNormal"/>
+    <w:uiPriority w:val="49"/>
+    <w:rsid w:val="005667FA"/>
+    <w:pPr>
+      <w:spacing w:after="0" w:line="240" w:lineRule="auto"/>
+    </w:pPr>
+    <w:tblPr>
+      <w:tblStyleRowBandSize w:val="1"/>
+      <w:tblStyleColBandSize w:val="1"/>
+      <w:tblBorders>
+        <w:top w:val="single" w:sz="4" w:space="0" w:color="C2D69B" w:themeColor="accent3" w:themeTint="99"/>
+        <w:left w:val="single" w:sz="4" w:space="0" w:color="C2D69B" w:themeColor="accent3" w:themeTint="99"/>
+        <w:bottom w:val="single" w:sz="4" w:space="0" w:color="C2D69B" w:themeColor="accent3" w:themeTint="99"/>
+        <w:right w:val="single" w:sz="4" w:space="0" w:color="C2D69B" w:themeColor="accent3" w:themeTint="99"/>
+        <w:insideH w:val="single" w:sz="4" w:space="0" w:color="C2D69B" w:themeColor="accent3" w:themeTint="99"/>
+        <w:insideV w:val="single" w:sz="4" w:space="0" w:color="C2D69B" w:themeColor="accent3" w:themeTint="99"/>
+      </w:tblBorders>
+    </w:tblPr>
+    <w:tblStylePr w:type="firstRow">
+      <w:rPr>
+        <w:b/>
+        <w:bCs/>
+        <w:color w:val="FFFFFF" w:themeColor="background1"/>
+      </w:rPr>
+      <w:tblPr/>
+      <w:tcPr>
+        <w:tcBorders>
+          <w:top w:val="single" w:sz="4" w:space="0" w:color="9BBB59" w:themeColor="accent3"/>
+          <w:left w:val="single" w:sz="4" w:space="0" w:color="9BBB59" w:themeColor="accent3"/>
+          <w:bottom w:val="single" w:sz="4" w:space="0" w:color="9BBB59" w:themeColor="accent3"/>
+          <w:right w:val="single" w:sz="4" w:space="0" w:color="9BBB59" w:themeColor="accent3"/>
+          <w:insideH w:val="nil"/>
+          <w:insideV w:val="nil"/>
+        </w:tcBorders>
+        <w:shd w:val="clear" w:color="auto" w:fill="9BBB59" w:themeFill="accent3"/>
+      </w:tcPr>
+    </w:tblStylePr>
+    <w:tblStylePr w:type="lastRow">
+      <w:rPr>
+        <w:b/>
+        <w:bCs/>
+      </w:rPr>
+      <w:tblPr/>
+      <w:tcPr>
+        <w:tcBorders>
+          <w:top w:val="double" w:sz="4" w:space="0" w:color="9BBB59" w:themeColor="accent3"/>
+        </w:tcBorders>
+      </w:tcPr>
+    </w:tblStylePr>
+    <w:tblStylePr w:type="firstCol">
+      <w:rPr>
+        <w:b/>
+        <w:bCs/>
+      </w:rPr>
+    </w:tblStylePr>
+    <w:tblStylePr w:type="lastCol">
+      <w:rPr>
+        <w:b/>
+        <w:bCs/>
+      </w:rPr>
+    </w:tblStylePr>
+    <w:tblStylePr w:type="band1Vert">
+      <w:tblPr/>
+      <w:tcPr>
+        <w:shd w:val="clear" w:color="auto" w:fill="EAF1DD" w:themeFill="accent3" w:themeFillTint="33"/>
+      </w:tcPr>
+    </w:tblStylePr>
+    <w:tblStylePr w:type="band1Horz">
+      <w:tblPr/>
+      <w:tcPr>
+        <w:shd w:val="clear" w:color="auto" w:fill="EAF1DD" w:themeFill="accent3" w:themeFillTint="33"/>
+      </w:tcPr>
+    </w:tblStylePr>
+  </w:style>
 </w:styles>
 </file>
 

--- a/docs/TEAM TAOTECH SOLUTIONS SOLUTION_PAPER.docx
+++ b/docs/TEAM TAOTECH SOLUTIONS SOLUTION_PAPER.docx
@@ -7,7 +7,7 @@
         <w:pStyle w:val="Heading1"/>
       </w:pPr>
       <w:r>
-        <w:t>NaijaSense AI — Solution Paper</w:t>
+        <w:t>NaijaSense AI - Solution Paper</w:t>
       </w:r>
     </w:p>
     <w:p>
@@ -46,7 +46,16 @@
         <w:t>Task B</w:t>
       </w:r>
       <w:r>
-        <w:t xml:space="preserve"> ranks recommendations from a persona-only narrative with mandatory </w:t>
+        <w:t xml:space="preserve"> returns a grounded lifestyle recommendation </w:t>
+      </w:r>
+      <w:r>
+        <w:rPr>
+          <w:b/>
+        </w:rPr>
+        <w:t>paragraph</w:t>
+      </w:r>
+      <w:r>
+        <w:t xml:space="preserve"> from a persona-only narrative with mandatory </w:t>
       </w:r>
       <w:r>
         <w:rPr>
@@ -82,7 +91,16 @@
         <w:t>llama-3.3-70b-versatile</w:t>
       </w:r>
       <w:r>
-        <w:t>), grounded in a 311-row Yelp/Goodreads/Amazon corpus with Nigerian cold-start defaults. A unified hub (</w:t>
+        <w:t xml:space="preserve">), grounded in a single </w:t>
+      </w:r>
+      <w:r>
+        <w:rPr>
+          <w:b/>
+        </w:rPr>
+        <w:t>5,011-row</w:t>
+      </w:r>
+      <w:r>
+        <w:t xml:space="preserve"> Yelp/Amazon/Goodreads corpus (few-shots, silent history, and Task B stage-1 retrieval share one inverted index). A unified hub (</w:t>
       </w:r>
       <w:r>
         <w:rPr>
@@ -102,7 +120,7 @@
         <w:t>Endpoints:</w:t>
       </w:r>
       <w:r>
-        <w:t xml:space="preserve"> Task A — </w:t>
+        <w:t xml:space="preserve"> Task A - </w:t>
       </w:r>
       <w:r>
         <w:rPr>
@@ -111,7 +129,7 @@
         <w:t>https://naija-sense-ai.vercel.app/task-a/user-modeling</w:t>
       </w:r>
       <w:r>
-        <w:t xml:space="preserve"> · Task B — </w:t>
+        <w:t xml:space="preserve"> · Task B - </w:t>
       </w:r>
       <w:r>
         <w:rPr>
@@ -120,7 +138,7 @@
         <w:t>https://naija-sense-ai.vercel.app/task-b/recommendation</w:t>
       </w:r>
       <w:r>
-        <w:t xml:space="preserve"> · Code — </w:t>
+        <w:t xml:space="preserve"> · Code - </w:t>
       </w:r>
       <w:r>
         <w:rPr>
@@ -139,7 +157,7 @@
     </w:p>
     <w:p>
       <w:r>
-        <w:t>Reviews encode tone, rating bias, and domain taste. We target auditable agents—not opaque chat—with strict I/O per task.</w:t>
+        <w:t>Reviews encode tone, rating bias, and domain taste. We target auditable agents - not opaque chat - with strict I/O per task.</w:t>
       </w:r>
     </w:p>
     <w:tbl>
@@ -331,10 +349,10 @@
               <w:rPr>
                 <w:rFonts w:ascii="Mono" w:hAnsi="Mono"/>
               </w:rPr>
-              <w:t>recommendations[]</w:t>
+              <w:t>recommendations</w:t>
             </w:r>
             <w:r>
-              <w:t xml:space="preserve">, </w:t>
+              <w:t xml:space="preserve"> (paragraph), </w:t>
             </w:r>
             <w:r>
               <w:rPr>
@@ -420,9 +438,12 @@
     C[Client] --&gt; TA[Task A: two-pass agent]
     C --&gt; TB[Task B: retrieve then rerank]
     TA --&gt; R1[rating + reasoning + review]
-    TB --&gt; S1[Top-30 corpus pool]
-    S1 --&gt; S2[LLM rerank + agent_reasoning]
-    S2 --&gt; R2[ranked recommendations]
+    TB --&gt; P2[parse persona + intent]
+    P2 --&gt; S1[Top-30 from 5k corpus]
+    S1 --&gt; D1[diversify + dedupe variants]
+    D1 --&gt; S2[Groq router rank]
+    S2 --&gt; S3[Groq generator paragraph]
+    S3 --&gt; R2[recommendations + agent_reasoning]
 </w:t>
       </w:r>
     </w:p>
@@ -483,7 +504,7 @@
         <w:t>Pass 2 (generator):</w:t>
       </w:r>
       <w:r>
-        <w:t xml:space="preserve"> 2–4 sentence review with </w:t>
+        <w:t xml:space="preserve"> 2-4 sentence review with </w:t>
       </w:r>
       <w:r>
         <w:rPr>
@@ -516,7 +537,7 @@
         <w:t>).</w:t>
       </w:r>
       <w:r>
-        <w:t xml:space="preserve"> Parse persona (location, budget, interests; no separate query) → </w:t>
+        <w:t xml:space="preserve"> Parse persona and intent (lifestyle, advisory-only learning/career, or team-culture hiring) → </w:t>
       </w:r>
       <w:r>
         <w:rPr>
@@ -525,16 +546,25 @@
         <w:t>Stage 1:</w:t>
       </w:r>
       <w:r>
-        <w:t xml:space="preserve"> top-30 candidates from catalog + Nigerian cold-start/cross-domain priors → </w:t>
+        <w:t xml:space="preserve"> top-30 candidates from the full </w:t>
       </w:r>
       <w:r>
         <w:rPr>
           <w:b/>
         </w:rPr>
-        <w:t>Stage 2 (router):</w:t>
+        <w:t>5,011-row</w:t>
       </w:r>
       <w:r>
-        <w:t xml:space="preserve"> Reason-Before-Recommend monologue + JSON rankings (</w:t>
+        <w:t xml:space="preserve"> corpus index (diversified, variant titles collapsed) → </w:t>
+      </w:r>
+      <w:r>
+        <w:rPr>
+          <w:b/>
+        </w:rPr>
+        <w:t>Stage 2 (Groq):</w:t>
+      </w:r>
+      <w:r>
+        <w:t xml:space="preserve"> router ranks </w:t>
       </w:r>
       <w:r>
         <w:rPr>
@@ -543,16 +573,25 @@
         <w:t>item_id</w:t>
       </w:r>
       <w:r>
-        <w:t xml:space="preserve">, </w:t>
+        <w:t xml:space="preserve">s → generator writes one grounded </w:t>
       </w:r>
       <w:r>
         <w:rPr>
           <w:rFonts w:ascii="Mono" w:hAnsi="Mono"/>
         </w:rPr>
-        <w:t>confidence_score</w:t>
+        <w:t>recommendations</w:t>
       </w:r>
       <w:r>
-        <w:t>); stage-1 fallback on parse error.</w:t>
+        <w:t xml:space="preserve"> paragraph with </w:t>
+      </w:r>
+      <w:r>
+        <w:rPr>
+          <w:rFonts w:ascii="Mono" w:hAnsi="Mono"/>
+        </w:rPr>
+        <w:t>agent_reasoning</w:t>
+      </w:r>
+      <w:r>
+        <w:t>; stage-1 template fallback if Groq fails.</w:t>
       </w:r>
     </w:p>
     <w:p>
@@ -581,7 +620,7 @@
         <w:t>user_id</w:t>
       </w:r>
       <w:r>
-        <w:t xml:space="preserve">, critique→regenerate, streaming NDJSON, and pidgin/Yoruba modes—used for UX and </w:t>
+        <w:t xml:space="preserve">, critique→regenerate, streaming NDJSON, and pidgin/Yoruba modes - used for UX and </w:t>
       </w:r>
       <w:r>
         <w:rPr>
@@ -591,66 +630,6 @@
       </w:r>
       <w:r>
         <w:t xml:space="preserve"> ablations only.</w:t>
-      </w:r>
-    </w:p>
-    <w:p>
-      <w:pPr>
-        <w:jc w:val="center"/>
-      </w:pPr>
-      <w:r>
-        <w:drawing>
-          <wp:inline xmlns:a="http://schemas.openxmlformats.org/drawingml/2006/main" xmlns:pic="http://schemas.openxmlformats.org/drawingml/2006/picture">
-            <wp:extent cx="5303520" cy="5303520"/>
-            <wp:docPr id="1" name="Picture 1"/>
-            <wp:cNvGraphicFramePr>
-              <a:graphicFrameLocks noChangeAspect="1"/>
-            </wp:cNvGraphicFramePr>
-            <a:graphic>
-              <a:graphicData uri="http://schemas.openxmlformats.org/drawingml/2006/picture">
-                <pic:pic>
-                  <pic:nvPicPr>
-                    <pic:cNvPr id="0" name="image.png"/>
-                    <pic:cNvPicPr/>
-                  </pic:nvPicPr>
-                  <pic:blipFill>
-                    <a:blip r:embed="rId9"/>
-                    <a:stretch>
-                      <a:fillRect/>
-                    </a:stretch>
-                  </pic:blipFill>
-                  <pic:spPr>
-                    <a:xfrm>
-                      <a:off x="0" y="0"/>
-                      <a:ext cx="5303520" cy="5303520"/>
-                    </a:xfrm>
-                    <a:prstGeom prst="rect"/>
-                  </pic:spPr>
-                </pic:pic>
-              </a:graphicData>
-            </a:graphic>
-          </wp:inline>
-        </w:drawing>
-      </w:r>
-    </w:p>
-    <w:p>
-      <w:r>
-        <w:rPr>
-          <w:i/>
-        </w:rPr>
-        <w:t xml:space="preserve">Figure 1. Behavioral Intelligence Hub output (supplementary demo at </w:t>
-      </w:r>
-      <w:r>
-        <w:rPr>
-          <w:rFonts w:ascii="Mono" w:hAnsi="Mono"/>
-          <w:i/>
-        </w:rPr>
-        <w:t>/unified</w:t>
-      </w:r>
-      <w:r>
-        <w:rPr>
-          <w:i/>
-        </w:rPr>
-        <w:t>).</w:t>
       </w:r>
     </w:p>
     <w:p>
@@ -675,10 +654,19 @@
         <w:rPr>
           <w:rFonts w:ascii="Mono" w:hAnsi="Mono"/>
         </w:rPr>
-        <w:t>data/processed/review_corpus.jsonl</w:t>
+        <w:t>review_corpus.jsonl</w:t>
       </w:r>
       <w:r>
-        <w:t xml:space="preserve"> — 311 rows (Yelp 274, Goodreads 31, Amazon 6). </w:t>
+        <w:t xml:space="preserve"> - </w:t>
+      </w:r>
+      <w:r>
+        <w:rPr>
+          <w:b/>
+        </w:rPr>
+        <w:t>5,011</w:t>
+      </w:r>
+      <w:r>
+        <w:t xml:space="preserve"> rows (Yelp 2,498, Amazon 2,482, Goodreads 31 + curated seeds), fully indexed for Task A and Task B. </w:t>
       </w:r>
       <w:r>
         <w:rPr>
@@ -687,7 +675,16 @@
         <w:t>Models:</w:t>
       </w:r>
       <w:r>
-        <w:t xml:space="preserve"> Groq router + generator; </w:t>
+        <w:t xml:space="preserve"> Groq router + generator via </w:t>
+      </w:r>
+      <w:r>
+        <w:rPr>
+          <w:rFonts w:ascii="Mono" w:hAnsi="Mono"/>
+        </w:rPr>
+        <w:t>GROQ_API_KEY</w:t>
+      </w:r>
+      <w:r>
+        <w:t xml:space="preserve"> and </w:t>
       </w:r>
       <w:r>
         <w:rPr>
@@ -705,7 +702,7 @@
         <w:t>Metrics:</w:t>
       </w:r>
       <w:r>
-        <w:t xml:space="preserve"> Task A — ROUGE-1/L, token-F1 (BERTScore fallback), RMSE; Task B — NDCG@10, Hit@10 (</w:t>
+        <w:t xml:space="preserve"> Task A - ROUGE-1/L, token-F1 (BERTScore fallback), RMSE; Task B - NDCG@10, Hit@10 (</w:t>
       </w:r>
       <w:r>
         <w:rPr>
@@ -752,7 +749,7 @@
         <w:t>no_llm</w:t>
       </w:r>
       <w:r>
-        <w:t xml:space="preserve"> ROUGE-1 0.126 — LLM is the main lever. Submission adds </w:t>
+        <w:t xml:space="preserve"> ROUGE-1 0.126 - LLM is the main lever. Submission adds </w:t>
       </w:r>
       <w:r>
         <w:rPr>
@@ -761,7 +758,7 @@
         <w:t>two-pass rating lock</w:t>
       </w:r>
       <w:r>
-        <w:t xml:space="preserve"> to cut score–text drift. </w:t>
+        <w:t xml:space="preserve"> to cut score-text drift. </w:t>
       </w:r>
       <w:r>
         <w:rPr>
@@ -779,7 +776,7 @@
         <w:t>submission</w:t>
       </w:r>
       <w:r>
-        <w:t xml:space="preserve"> uses LLM rerank over stage-1 pool to address this.</w:t>
+        <w:t xml:space="preserve"> uses Groq two-step rerank over the stage-1 pool to address this.</w:t>
       </w:r>
     </w:p>
     <w:p>
@@ -822,7 +819,7 @@
         <w:t>Limits:</w:t>
       </w:r>
       <w:r>
-        <w:t xml:space="preserve"> (1) Ablations ≠ submission pipelines—score </w:t>
+        <w:t xml:space="preserve"> (1) Ablations ≠ submission pipelines - score </w:t>
       </w:r>
       <w:r>
         <w:rPr>
@@ -840,7 +837,7 @@
         <w:t>/task-b</w:t>
       </w:r>
       <w:r>
-        <w:t xml:space="preserve"> directly; (2) Task A persona must be self-contained (no silent history on submission route); (3) Task B rerank depends on stage-1 recall; (4) Amazon slice undersampled when HF was unavailable.</w:t>
+        <w:t xml:space="preserve"> directly; (2) Task A persona must be self-contained (no silent history on submission route); (3) Task B quality depends on stage-1 recall and LLM grounding; (4) Task B is lifestyle recommendation, not HR or general career consulting - advisory-only personas are steered to books/tech picks, not random restaurants.</w:t>
       </w:r>
     </w:p>
     <w:p>
@@ -853,7 +850,7 @@
     </w:p>
     <w:p>
       <w:r>
-        <w:t xml:space="preserve">NaijaSense AI ships two deployable, explainable agents from one repo: Task A with domain-aware two-pass review simulation, Task B with corpus retrieval and mandatory </w:t>
+        <w:t xml:space="preserve">NaijaSense AI ships two deployable, explainable agents from one repo: Task A with domain-aware two-pass review simulation, Task B with corpus retrieval, Groq rerank, and mandatory </w:t>
       </w:r>
       <w:r>
         <w:rPr>
@@ -862,7 +859,7 @@
         <w:t>agent_reasoning</w:t>
       </w:r>
       <w:r>
-        <w:t>. One solution paper covers both tasks; each task has its own agent URL. The hub supports iteration; the endpoints in §1 are the primary evaluation surface.</w:t>
+        <w:t xml:space="preserve"> in a single recommendation paragraph. One solution paper covers both tasks; each task has its own agent URL. The hub supports iteration; the endpoints in §1 are the primary evaluation surface.</w:t>
       </w:r>
     </w:p>
     <w:sectPr>
